--- a/docs/content/introduction/introduction_activity.docx
+++ b/docs/content/introduction/introduction_activity.docx
@@ -7,7 +7,7 @@
         <w:pStyle w:val="Title"/>
       </w:pPr>
       <w:r>
-        <w:t xml:space="preserve">Measuring Leaves and Entering Data</w:t>
+        <w:t xml:space="preserve">Activity 1 — Measuring Leaves and Entering Data</w:t>
       </w:r>
     </w:p>
     <w:p>
@@ -31,26 +31,46 @@
         <w:pStyle w:val="Date"/>
       </w:pPr>
       <w:r>
-        <w:t xml:space="preserve">2026-07-05</w:t>
-      </w:r>
-    </w:p>
-    <w:bookmarkStart w:id="9" w:name="Xc523976e3a6bb2dfa6866709cbd5dd932317ee3"/>
+        <w:t xml:space="preserve">2026-08-27</w:t>
+      </w:r>
+    </w:p>
+    <w:p>
+      <w:pPr>
+        <w:pStyle w:val="BlockText"/>
+      </w:pPr>
+      <w:r>
+        <w:rPr>
+          <w:b/>
+          <w:bCs/>
+        </w:rPr>
+        <w:t xml:space="preserve">How to use this worksheet:</w:t>
+      </w:r>
+      <w:r>
+        <w:t xml:space="preserve"> </w:t>
+      </w:r>
+      <w:r>
+        <w:t xml:space="preserve">This is a field + discussion worksheet — no</w:t>
+      </w:r>
+      <w:r>
+        <w:t xml:space="preserve"> </w:t>
+      </w:r>
+      <w:r>
+        <w:t xml:space="preserve">coding today. Work in your assigned group. Fill in every blank before you</w:t>
+      </w:r>
+      <w:r>
+        <w:t xml:space="preserve"> </w:t>
+      </w:r>
+      <w:r>
+        <w:t xml:space="preserve">leave lab; you will need these answers again in Lecture 2 and in Homework 1.</w:t>
+      </w:r>
+    </w:p>
+    <w:bookmarkStart w:id="9" w:name="objectives"/>
     <w:p>
       <w:pPr>
         <w:pStyle w:val="Heading1"/>
       </w:pPr>
       <w:r>
-        <w:t xml:space="preserve">Introduction and gathering and organizing data</w:t>
-      </w:r>
-    </w:p>
-    <w:bookmarkEnd w:id="9"/>
-    <w:bookmarkStart w:id="10" w:name="objectives-and-goals"/>
-    <w:p>
-      <w:pPr>
-        <w:pStyle w:val="Heading1"/>
-      </w:pPr>
-      <w:r>
-        <w:t xml:space="preserve">Objectives and goals</w:t>
+        <w:t xml:space="preserve">Objectives</w:t>
       </w:r>
     </w:p>
     <w:p>
@@ -62,7 +82,7 @@
         </w:numPr>
       </w:pPr>
       <w:r>
-        <w:t xml:space="preserve">Can you identify inductive or deductive reasoning?</w:t>
+        <w:t xml:space="preserve">Ask a testable question and turn it into a null and alternate hypothesis</w:t>
       </w:r>
     </w:p>
     <w:p>
@@ -74,7 +94,7 @@
         </w:numPr>
       </w:pPr>
       <w:r>
-        <w:t xml:space="preserve">How do you formulate a question?</w:t>
+        <w:t xml:space="preserve">Identify dependent and independent variables</w:t>
       </w:r>
     </w:p>
     <w:p>
@@ -86,7 +106,7 @@
         </w:numPr>
       </w:pPr>
       <w:r>
-        <w:t xml:space="preserve">Can you develop a prediction?</w:t>
+        <w:t xml:space="preserve">Decide, as a class, how to standardize a field measurement</w:t>
       </w:r>
     </w:p>
     <w:p>
@@ -98,7 +118,23 @@
         </w:numPr>
       </w:pPr>
       <w:r>
-        <w:t xml:space="preserve">What are hypotheses - Null and Alternate?</w:t>
+        <w:t xml:space="preserve">Design a spreadsheet — column names, units, and metadata —</w:t>
+      </w:r>
+      <w:r>
+        <w:t xml:space="preserve"> </w:t>
+      </w:r>
+      <w:r>
+        <w:rPr>
+          <w:i/>
+          <w:iCs/>
+        </w:rPr>
+        <w:t xml:space="preserve">before</w:t>
+      </w:r>
+      <w:r>
+        <w:t xml:space="preserve"> </w:t>
+      </w:r>
+      <w:r>
+        <w:t xml:space="preserve">you collect data</w:t>
       </w:r>
     </w:p>
     <w:p>
@@ -110,53 +146,386 @@
         </w:numPr>
       </w:pPr>
       <w:r>
-        <w:t xml:space="preserve">What are dependent and independent variables?</w:t>
-      </w:r>
-    </w:p>
-    <w:p>
-      <w:pPr>
-        <w:pStyle w:val="Compact"/>
-        <w:numPr>
-          <w:ilvl w:val="0"/>
-          <w:numId w:val="1001"/>
-        </w:numPr>
-      </w:pPr>
-      <w:r>
-        <w:t xml:space="preserve">What is a replicate and how do we sample?</w:t>
-      </w:r>
-    </w:p>
-    <w:p>
-      <w:pPr>
-        <w:pStyle w:val="Compact"/>
-        <w:numPr>
-          <w:ilvl w:val="0"/>
-          <w:numId w:val="1001"/>
-        </w:numPr>
-      </w:pPr>
-      <w:r>
-        <w:t xml:space="preserve">How do we organize data?</w:t>
-      </w:r>
-    </w:p>
-    <w:p>
-      <w:pPr>
-        <w:pStyle w:val="Compact"/>
-        <w:numPr>
-          <w:ilvl w:val="0"/>
-          <w:numId w:val="1001"/>
-        </w:numPr>
-      </w:pPr>
-      <w:r>
-        <w:t xml:space="preserve">How do we graph the data we gather?</w:t>
-      </w:r>
-    </w:p>
-    <w:bookmarkEnd w:id="10"/>
-    <w:bookmarkStart w:id="11" w:name="schedule"/>
+        <w:t xml:space="preserve">Make a first, quick look at the data in Excel</w:t>
+      </w:r>
+    </w:p>
+    <w:p>
+      <w:r>
+        <w:pict>
+          <v:rect style="width:0;height:1.5pt" o:hralign="center" o:hrstd="t" o:hr="t"/>
+        </w:pict>
+      </w:r>
+    </w:p>
+    <w:bookmarkEnd w:id="9"/>
+    <w:bookmarkStart w:id="13" w:name="X4318523b5266d4eb119e6c71fe603e24895f76c"/>
     <w:p>
       <w:pPr>
         <w:pStyle w:val="Heading1"/>
       </w:pPr>
       <w:r>
-        <w:t xml:space="preserve">Schedule:</w:t>
+        <w:t xml:space="preserve">Part 1 · Build the question (do this before you go outside)</w:t>
+      </w:r>
+    </w:p>
+    <w:p>
+      <w:pPr>
+        <w:pStyle w:val="FirstParagraph"/>
+      </w:pPr>
+      <w:r>
+        <w:t xml:space="preserve">Our observation: trees growing in shady or crowded conditions sometimes seem</w:t>
+      </w:r>
+      <w:r>
+        <w:t xml:space="preserve"> </w:t>
+      </w:r>
+      <w:r>
+        <w:t xml:space="preserve">to have larger leaves, as if the leaf is compensating for lower light.</w:t>
+      </w:r>
+    </w:p>
+    <w:p>
+      <w:pPr>
+        <w:pStyle w:val="BodyText"/>
+      </w:pPr>
+      <w:r>
+        <w:rPr>
+          <w:b/>
+          <w:bCs/>
+        </w:rPr>
+        <w:t xml:space="preserve">Your question:</w:t>
+      </w:r>
+    </w:p>
+    <w:p>
+      <w:pPr>
+        <w:pStyle w:val="SourceCode"/>
+      </w:pPr>
+      <w:r>
+        <w:rPr>
+          <w:rStyle w:val="VerbatimChar"/>
+        </w:rPr>
+        <w:t xml:space="preserve">_______________________________________________________________________</w:t>
+      </w:r>
+    </w:p>
+    <w:p>
+      <w:pPr>
+        <w:pStyle w:val="FirstParagraph"/>
+      </w:pPr>
+      <w:r>
+        <w:rPr>
+          <w:b/>
+          <w:bCs/>
+        </w:rPr>
+        <w:t xml:space="preserve">Your prediction</w:t>
+      </w:r>
+      <w:r>
+        <w:t xml:space="preserve"> </w:t>
+      </w:r>
+      <w:r>
+        <w:t xml:space="preserve">(what do you think will happen, and why?):</w:t>
+      </w:r>
+    </w:p>
+    <w:p>
+      <w:pPr>
+        <w:pStyle w:val="SourceCode"/>
+      </w:pPr>
+      <w:r>
+        <w:rPr>
+          <w:rStyle w:val="VerbatimChar"/>
+        </w:rPr>
+        <w:t xml:space="preserve">_______________________________________________________________________</w:t>
+      </w:r>
+    </w:p>
+    <w:p>
+      <w:pPr>
+        <w:pStyle w:val="FirstParagraph"/>
+      </w:pPr>
+      <w:r>
+        <w:rPr>
+          <w:b/>
+          <w:bCs/>
+        </w:rPr>
+        <w:t xml:space="preserve">Null hypothesis (H₀)</w:t>
+      </w:r>
+      <w:r>
+        <w:t xml:space="preserve"> </w:t>
+      </w:r>
+      <w:r>
+        <w:t xml:space="preserve">— the</w:t>
+      </w:r>
+      <w:r>
+        <w:t xml:space="preserve"> </w:t>
+      </w:r>
+      <w:r>
+        <w:t xml:space="preserve">“no difference”</w:t>
+      </w:r>
+      <w:r>
+        <w:t xml:space="preserve"> </w:t>
+      </w:r>
+      <w:r>
+        <w:t xml:space="preserve">statement:</w:t>
+      </w:r>
+    </w:p>
+    <w:p>
+      <w:pPr>
+        <w:pStyle w:val="SourceCode"/>
+      </w:pPr>
+      <w:r>
+        <w:rPr>
+          <w:rStyle w:val="VerbatimChar"/>
+        </w:rPr>
+        <w:t xml:space="preserve">_______________________________________________________________________</w:t>
+      </w:r>
+    </w:p>
+    <w:p>
+      <w:pPr>
+        <w:pStyle w:val="FirstParagraph"/>
+      </w:pPr>
+      <w:r>
+        <w:rPr>
+          <w:b/>
+          <w:bCs/>
+        </w:rPr>
+        <w:t xml:space="preserve">Alternate hypothesis (Hₐ)</w:t>
+      </w:r>
+      <w:r>
+        <w:t xml:space="preserve"> </w:t>
+      </w:r>
+      <w:r>
+        <w:t xml:space="preserve">— the statement we think might be true:</w:t>
+      </w:r>
+    </w:p>
+    <w:p>
+      <w:pPr>
+        <w:pStyle w:val="SourceCode"/>
+      </w:pPr>
+      <w:r>
+        <w:rPr>
+          <w:rStyle w:val="VerbatimChar"/>
+        </w:rPr>
+        <w:t xml:space="preserve">_______________________________________________________________________</w:t>
+      </w:r>
+    </w:p>
+    <w:p>
+      <w:pPr>
+        <w:pStyle w:val="FirstParagraph"/>
+      </w:pPr>
+      <w:r>
+        <w:rPr>
+          <w:b/>
+          <w:bCs/>
+        </w:rPr>
+        <w:t xml:space="preserve">Dependent variable(s)</w:t>
+      </w:r>
+      <w:r>
+        <w:t xml:space="preserve"> </w:t>
+      </w:r>
+      <w:r>
+        <w:t xml:space="preserve">(what you will measure):</w:t>
+      </w:r>
+    </w:p>
+    <w:p>
+      <w:pPr>
+        <w:pStyle w:val="SourceCode"/>
+      </w:pPr>
+      <w:r>
+        <w:rPr>
+          <w:rStyle w:val="VerbatimChar"/>
+        </w:rPr>
+        <w:t xml:space="preserve">_______________________________________________________________________</w:t>
+      </w:r>
+    </w:p>
+    <w:p>
+      <w:pPr>
+        <w:pStyle w:val="FirstParagraph"/>
+      </w:pPr>
+      <w:r>
+        <w:rPr>
+          <w:b/>
+          <w:bCs/>
+        </w:rPr>
+        <w:t xml:space="preserve">Independent variable</w:t>
+      </w:r>
+      <w:r>
+        <w:t xml:space="preserve"> </w:t>
+      </w:r>
+      <w:r>
+        <w:t xml:space="preserve">(what you are comparing/grouping by):</w:t>
+      </w:r>
+    </w:p>
+    <w:p>
+      <w:pPr>
+        <w:pStyle w:val="SourceCode"/>
+      </w:pPr>
+      <w:r>
+        <w:rPr>
+          <w:rStyle w:val="VerbatimChar"/>
+        </w:rPr>
+        <w:t xml:space="preserve">_______________________________________________________________________</w:t>
+      </w:r>
+    </w:p>
+    <w:tbl>
+      <w:tblPr>
+        <w:tblStyle w:val="Table"/>
+        <w:tblLook w:firstRow="0" w:lastRow="0" w:firstColumn="0" w:lastColumn="0" w:noHBand="0" w:noVBand="0" w:val="0000"/>
+        <w:tblBorders>
+          <w:top w:val="single" w:sz="4" w:space="0" w:color="00A047"/>
+          <w:left w:val="single" w:sz="24" w:space="0" w:color="00A047"/>
+          <w:bottom w:val="single" w:sz="4" w:space="0" w:color="00A047"/>
+          <w:right w:val="single" w:sz="4" w:space="0" w:color="00A047"/>
+        </w:tblBorders>
+        <w:tblCellMar>
+          <w:left w:w="144" w:type="dxa"/>
+          <w:right w:w="144" w:type="dxa"/>
+        </w:tblCellMar>
+        <w:tblLook w:firstRow="0" w:lastRow="0" w:firstColumn="0" w:lastColumn="0" w:noHBand="0" w:noVBand="0" w:val="0000"/>
+      </w:tblPr>
+      <w:tr>
+        <w:trPr>
+          <w:cantSplit/>
+        </w:trPr>
+        <w:tc>
+          <w:tcPr>
+            <w:shd w:color="auto" w:fill="ccf1e3" w:val="clear"/>
+            <w:tcMar>
+              <w:top w:w="92" w:type="dxa"/>
+              <w:bottom w:w="92" w:type="dxa"/>
+            </w:tcMar>
+          </w:tcPr>
+          <w:p>
+            <w:pPr>
+              <w:pStyle w:val="FirstParagraph"/>
+            </w:pPr>
+            <w:pPr>
+              <w:spacing w:before="0" w:after="0"/>
+              <w:textAlignment w:val="center"/>
+            </w:pPr>
+            <w:r>
+              <w:drawing>
+                <wp:inline>
+                  <wp:extent cx="152400" cy="152400"/>
+                  <wp:effectExtent b="0" l="0" r="0" t="0"/>
+                  <wp:docPr descr="" title="" id="11" name="Picture"/>
+                  <a:graphic>
+                    <a:graphicData uri="http://schemas.openxmlformats.org/drawingml/2006/picture">
+                      <pic:pic>
+                        <pic:nvPicPr>
+                          <pic:cNvPr descr="/Applications/Positron.app/Contents/Resources/app/quarto/share/formats/docx/tip.png" id="12" name="Picture"/>
+                          <pic:cNvPicPr>
+                            <a:picLocks noChangeArrowheads="1" noChangeAspect="1"/>
+                          </pic:cNvPicPr>
+                        </pic:nvPicPr>
+                        <pic:blipFill>
+                          <a:blip r:embed="rId10"/>
+                          <a:stretch>
+                            <a:fillRect/>
+                          </a:stretch>
+                        </pic:blipFill>
+                        <pic:spPr bwMode="auto">
+                          <a:xfrm>
+                            <a:off x="0" y="0"/>
+                            <a:ext cx="152400" cy="152400"/>
+                          </a:xfrm>
+                          <a:prstGeom prst="rect">
+                            <a:avLst/>
+                          </a:prstGeom>
+                          <a:noFill/>
+                          <a:ln w="9525">
+                            <a:noFill/>
+                            <a:headEnd/>
+                            <a:tailEnd/>
+                          </a:ln>
+                        </pic:spPr>
+                      </pic:pic>
+                    </a:graphicData>
+                  </a:graphic>
+                </wp:inline>
+              </w:drawing>
+            </w:r>
+            <w:r>
+              <w:t xml:space="preserve"> </w:t>
+            </w:r>
+            <w:r>
+              <w:t xml:space="preserve"> </w:t>
+            </w:r>
+            <w:r>
+              <w:t xml:space="preserve">Tip</w:t>
+            </w:r>
+          </w:p>
+        </w:tc>
+      </w:tr>
+      <w:tr>
+        <w:trPr>
+          <w:cantSplit/>
+        </w:trPr>
+        <w:tc>
+          <w:tcPr>
+            <w:tcMar>
+              <w:top w:w="108" w:type="dxa"/>
+              <w:bottom w:w="108" w:type="dxa"/>
+            </w:tcMar>
+          </w:tcPr>
+          <w:p>
+            <w:pPr>
+              <w:pStyle w:val="BodyText"/>
+            </w:pPr>
+            <w:pPr>
+              <w:spacing w:before="16"/>
+            </w:pPr>
+            <w:r>
+              <w:rPr>
+                <w:b/>
+                <w:bCs/>
+              </w:rPr>
+              <w:t xml:space="preserve">🖐 Check with your group before moving on</w:t>
+            </w:r>
+          </w:p>
+          <w:p>
+            <w:pPr>
+              <w:pStyle w:val="BodyText"/>
+            </w:pPr>
+            <w:pPr>
+              <w:spacing w:after="16"/>
+            </w:pPr>
+            <w:r>
+              <w:t xml:space="preserve">If two group members wrote different hypotheses, talk it through — you need</w:t>
+            </w:r>
+            <w:r>
+              <w:t xml:space="preserve"> </w:t>
+            </w:r>
+            <w:r>
+              <w:t xml:space="preserve">to agree as a group before you collect data.</w:t>
+            </w:r>
+          </w:p>
+          <w:p/>
+        </w:tc>
+      </w:tr>
+    </w:tbl>
+    <w:p>
+      <w:r>
+        <w:pict>
+          <v:rect style="width:0;height:1.5pt" o:hralign="center" o:hrstd="t" o:hr="t"/>
+        </w:pict>
+      </w:r>
+    </w:p>
+    <w:bookmarkEnd w:id="13"/>
+    <w:bookmarkStart w:id="14" w:name="Xfceaf3f02d78ac797b1bf373e583e88ee46f737"/>
+    <w:p>
+      <w:pPr>
+        <w:pStyle w:val="Heading1"/>
+      </w:pPr>
+      <w:r>
+        <w:t xml:space="preserve">Part 2 · Design the sampling (decide as a class)</w:t>
+      </w:r>
+    </w:p>
+    <w:p>
+      <w:pPr>
+        <w:pStyle w:val="FirstParagraph"/>
+      </w:pPr>
+      <w:r>
+        <w:t xml:space="preserve">Answer these as a class discussion, then write down the class’s decision —</w:t>
+      </w:r>
+      <w:r>
+        <w:t xml:space="preserve"> </w:t>
+      </w:r>
+      <w:r>
+        <w:t xml:space="preserve">you must all follow the same protocol or the data cannot be combined.</w:t>
       </w:r>
     </w:p>
     <w:p>
@@ -168,7 +537,18 @@
         </w:numPr>
       </w:pPr>
       <w:r>
-        <w:t xml:space="preserve">Head to the field outside of Swenson and go to pine stand</w:t>
+        <w:t xml:space="preserve">How many trees will each group sample?</w:t>
+      </w:r>
+      <w:r>
+        <w:t xml:space="preserve"> </w:t>
+      </w:r>
+      <w:r>
+        <w:rPr>
+          <w:rStyle w:val="VerbatimChar"/>
+          <w:b/>
+          <w:bCs/>
+        </w:rPr>
+        <w:t xml:space="preserve">____</w:t>
       </w:r>
     </w:p>
     <w:p>
@@ -180,19 +560,18 @@
         </w:numPr>
       </w:pPr>
       <w:r>
-        <w:t xml:space="preserve">Discuss approaches to science and how to make observations</w:t>
-      </w:r>
-    </w:p>
-    <w:p>
-      <w:pPr>
-        <w:pStyle w:val="Compact"/>
-        <w:numPr>
-          <w:ilvl w:val="1"/>
-          <w:numId w:val="1003"/>
-        </w:numPr>
-      </w:pPr>
-      <w:r>
-        <w:t xml:space="preserve">Point out the North versus South side of a pine tree and how weather might affect the needled dimensions</w:t>
+        <w:t xml:space="preserve">How many leaves per side, per tree?</w:t>
+      </w:r>
+      <w:r>
+        <w:t xml:space="preserve"> </w:t>
+      </w:r>
+      <w:r>
+        <w:rPr>
+          <w:rStyle w:val="VerbatimChar"/>
+          <w:b/>
+          <w:bCs/>
+        </w:rPr>
+        <w:t xml:space="preserve">____</w:t>
       </w:r>
     </w:p>
     <w:p>
@@ -204,7 +583,36 @@
         </w:numPr>
       </w:pPr>
       <w:r>
-        <w:t xml:space="preserve">Return to laboratory and measure pine needles</w:t>
+        <w:t xml:space="preserve">What counts as</w:t>
+      </w:r>
+      <w:r>
+        <w:t xml:space="preserve"> </w:t>
+      </w:r>
+      <w:r>
+        <w:t xml:space="preserve">“sunny side”</w:t>
+      </w:r>
+      <w:r>
+        <w:t xml:space="preserve"> </w:t>
+      </w:r>
+      <w:r>
+        <w:t xml:space="preserve">vs. </w:t>
+      </w:r>
+      <w:r>
+        <w:t xml:space="preserve">“shady side”</w:t>
+      </w:r>
+      <w:r>
+        <w:t xml:space="preserve">? Write the rule the class agreed on:</w:t>
+      </w:r>
+    </w:p>
+    <w:p>
+      <w:pPr>
+        <w:pStyle w:val="SourceCode"/>
+      </w:pPr>
+      <w:r>
+        <w:rPr>
+          <w:rStyle w:val="VerbatimChar"/>
+        </w:rPr>
+        <w:t xml:space="preserve">_______________________________________________________________________</w:t>
       </w:r>
     </w:p>
     <w:p>
@@ -212,14 +620,1450 @@
         <w:pStyle w:val="Compact"/>
         <w:numPr>
           <w:ilvl w:val="0"/>
-          <w:numId w:val="1002"/>
+          <w:numId w:val="1003"/>
         </w:numPr>
       </w:pPr>
       <w:r>
-        <w:t xml:space="preserve">Organize data</w:t>
-      </w:r>
-    </w:p>
-    <w:bookmarkEnd w:id="11"/>
+        <w:t xml:space="preserve">What counts as a</w:t>
+      </w:r>
+      <w:r>
+        <w:t xml:space="preserve"> </w:t>
+      </w:r>
+      <w:r>
+        <w:t xml:space="preserve">“mature”</w:t>
+      </w:r>
+      <w:r>
+        <w:t xml:space="preserve"> </w:t>
+      </w:r>
+      <w:r>
+        <w:t xml:space="preserve">leaf (not a bud, not damaged)?</w:t>
+      </w:r>
+    </w:p>
+    <w:p>
+      <w:pPr>
+        <w:pStyle w:val="SourceCode"/>
+      </w:pPr>
+      <w:r>
+        <w:rPr>
+          <w:rStyle w:val="VerbatimChar"/>
+        </w:rPr>
+        <w:t xml:space="preserve">_______________________________________________________________________</w:t>
+      </w:r>
+    </w:p>
+    <w:p>
+      <w:pPr>
+        <w:pStyle w:val="Compact"/>
+        <w:numPr>
+          <w:ilvl w:val="0"/>
+          <w:numId w:val="1004"/>
+        </w:numPr>
+      </w:pPr>
+      <w:r>
+        <w:t xml:space="preserve">What height on the tree will you sample from, and why does that matter?</w:t>
+      </w:r>
+    </w:p>
+    <w:p>
+      <w:pPr>
+        <w:pStyle w:val="SourceCode"/>
+      </w:pPr>
+      <w:r>
+        <w:rPr>
+          <w:rStyle w:val="VerbatimChar"/>
+        </w:rPr>
+        <w:t xml:space="preserve">_______________________________________________________________________</w:t>
+      </w:r>
+    </w:p>
+    <w:p>
+      <w:pPr>
+        <w:pStyle w:val="Compact"/>
+        <w:numPr>
+          <w:ilvl w:val="0"/>
+          <w:numId w:val="1005"/>
+        </w:numPr>
+      </w:pPr>
+      <w:r>
+        <w:t xml:space="preserve">Any other rule your class agreed on to keep everyone’s measurements comparable:</w:t>
+      </w:r>
+    </w:p>
+    <w:p>
+      <w:pPr>
+        <w:pStyle w:val="SourceCode"/>
+      </w:pPr>
+      <w:r>
+        <w:rPr>
+          <w:rStyle w:val="VerbatimChar"/>
+        </w:rPr>
+        <w:t xml:space="preserve">_______________________________________________________________________</w:t>
+      </w:r>
+    </w:p>
+    <w:p>
+      <w:r>
+        <w:pict>
+          <v:rect style="width:0;height:1.5pt" o:hralign="center" o:hrstd="t" o:hr="t"/>
+        </w:pict>
+      </w:r>
+    </w:p>
+    <w:bookmarkEnd w:id="14"/>
+    <w:bookmarkStart w:id="18" w:name="part-3-go-outside-collect"/>
+    <w:p>
+      <w:pPr>
+        <w:pStyle w:val="Heading1"/>
+      </w:pPr>
+      <w:r>
+        <w:t xml:space="preserve">Part 3 · Go outside — collect</w:t>
+      </w:r>
+    </w:p>
+    <w:p>
+      <w:pPr>
+        <w:pStyle w:val="Compact"/>
+        <w:numPr>
+          <w:ilvl w:val="0"/>
+          <w:numId w:val="1006"/>
+        </w:numPr>
+      </w:pPr>
+      <w:r>
+        <w:t xml:space="preserve">Head to the field site with your group</w:t>
+      </w:r>
+    </w:p>
+    <w:p>
+      <w:pPr>
+        <w:pStyle w:val="Compact"/>
+        <w:numPr>
+          <w:ilvl w:val="0"/>
+          <w:numId w:val="1006"/>
+        </w:numPr>
+      </w:pPr>
+      <w:r>
+        <w:t xml:space="preserve">Collect</w:t>
+      </w:r>
+      <w:r>
+        <w:t xml:space="preserve"> </w:t>
+      </w:r>
+      <w:r>
+        <w:rPr>
+          <w:b/>
+          <w:bCs/>
+        </w:rPr>
+        <w:t xml:space="preserve">3 mature leaves from the sunny side and 3 from the shady side</w:t>
+      </w:r>
+      <w:r>
+        <w:t xml:space="preserve"> </w:t>
+      </w:r>
+      <w:r>
+        <w:t xml:space="preserve">of each tree, on at least 1 tree per group, following the class protocol above</w:t>
+      </w:r>
+    </w:p>
+    <w:p>
+      <w:pPr>
+        <w:pStyle w:val="Compact"/>
+        <w:numPr>
+          <w:ilvl w:val="0"/>
+          <w:numId w:val="1006"/>
+        </w:numPr>
+      </w:pPr>
+      <w:r>
+        <w:t xml:space="preserve">For each leaf,</w:t>
+      </w:r>
+      <w:r>
+        <w:t xml:space="preserve"> </w:t>
+      </w:r>
+      <w:r>
+        <w:rPr>
+          <w:b/>
+          <w:bCs/>
+        </w:rPr>
+        <w:t xml:space="preserve">trace its outline onto a sheet of white copier paper</w:t>
+      </w:r>
+      <w:r>
+        <w:t xml:space="preserve"> </w:t>
+      </w:r>
+      <w:r>
+        <w:t xml:space="preserve">and</w:t>
+      </w:r>
+      <w:r>
+        <w:t xml:space="preserve"> </w:t>
+      </w:r>
+      <w:r>
+        <w:t xml:space="preserve">label the tracing with the tree ID and side (sunny/shady) — we will use</w:t>
+      </w:r>
+      <w:r>
+        <w:t xml:space="preserve"> </w:t>
+      </w:r>
+      <w:r>
+        <w:t xml:space="preserve">these tracings later (weight of paper predicts leaf area)</w:t>
+      </w:r>
+    </w:p>
+    <w:p>
+      <w:pPr>
+        <w:pStyle w:val="Compact"/>
+        <w:numPr>
+          <w:ilvl w:val="0"/>
+          <w:numId w:val="1006"/>
+        </w:numPr>
+      </w:pPr>
+      <w:r>
+        <w:t xml:space="preserve">Bring everything back to lab: leaves, tracings, and your field notes</w:t>
+      </w:r>
+    </w:p>
+    <w:tbl>
+      <w:tblPr>
+        <w:tblStyle w:val="Table"/>
+        <w:tblLook w:firstRow="0" w:lastRow="0" w:firstColumn="0" w:lastColumn="0" w:noHBand="0" w:noVBand="0" w:val="0000"/>
+        <w:tblBorders>
+          <w:top w:val="single" w:sz="4" w:space="0" w:color="CC1914"/>
+          <w:left w:val="single" w:sz="24" w:space="0" w:color="CC1914"/>
+          <w:bottom w:val="single" w:sz="4" w:space="0" w:color="CC1914"/>
+          <w:right w:val="single" w:sz="4" w:space="0" w:color="CC1914"/>
+        </w:tblBorders>
+        <w:tblCellMar>
+          <w:left w:w="144" w:type="dxa"/>
+          <w:right w:w="144" w:type="dxa"/>
+        </w:tblCellMar>
+        <w:tblLook w:firstRow="0" w:lastRow="0" w:firstColumn="0" w:lastColumn="0" w:noHBand="0" w:noVBand="0" w:val="0000"/>
+      </w:tblPr>
+      <w:tr>
+        <w:trPr>
+          <w:cantSplit/>
+        </w:trPr>
+        <w:tc>
+          <w:tcPr>
+            <w:shd w:color="auto" w:fill="f7dddc" w:val="clear"/>
+            <w:tcMar>
+              <w:top w:w="92" w:type="dxa"/>
+              <w:bottom w:w="92" w:type="dxa"/>
+            </w:tcMar>
+          </w:tcPr>
+          <w:p>
+            <w:pPr>
+              <w:pStyle w:val="FirstParagraph"/>
+            </w:pPr>
+            <w:pPr>
+              <w:spacing w:before="0" w:after="0"/>
+              <w:textAlignment w:val="center"/>
+            </w:pPr>
+            <w:r>
+              <w:drawing>
+                <wp:inline>
+                  <wp:extent cx="152400" cy="152400"/>
+                  <wp:effectExtent b="0" l="0" r="0" t="0"/>
+                  <wp:docPr descr="" title="" id="16" name="Picture"/>
+                  <a:graphic>
+                    <a:graphicData uri="http://schemas.openxmlformats.org/drawingml/2006/picture">
+                      <pic:pic>
+                        <pic:nvPicPr>
+                          <pic:cNvPr descr="/Applications/Positron.app/Contents/Resources/app/quarto/share/formats/docx/important.png" id="17" name="Picture"/>
+                          <pic:cNvPicPr>
+                            <a:picLocks noChangeArrowheads="1" noChangeAspect="1"/>
+                          </pic:cNvPicPr>
+                        </pic:nvPicPr>
+                        <pic:blipFill>
+                          <a:blip r:embed="rId15"/>
+                          <a:stretch>
+                            <a:fillRect/>
+                          </a:stretch>
+                        </pic:blipFill>
+                        <pic:spPr bwMode="auto">
+                          <a:xfrm>
+                            <a:off x="0" y="0"/>
+                            <a:ext cx="152400" cy="152400"/>
+                          </a:xfrm>
+                          <a:prstGeom prst="rect">
+                            <a:avLst/>
+                          </a:prstGeom>
+                          <a:noFill/>
+                          <a:ln w="9525">
+                            <a:noFill/>
+                            <a:headEnd/>
+                            <a:tailEnd/>
+                          </a:ln>
+                        </pic:spPr>
+                      </pic:pic>
+                    </a:graphicData>
+                  </a:graphic>
+                </wp:inline>
+              </w:drawing>
+            </w:r>
+            <w:r>
+              <w:t xml:space="preserve"> </w:t>
+            </w:r>
+            <w:r>
+              <w:t xml:space="preserve"> </w:t>
+            </w:r>
+            <w:r>
+              <w:t xml:space="preserve">Important</w:t>
+            </w:r>
+          </w:p>
+        </w:tc>
+      </w:tr>
+      <w:tr>
+        <w:trPr>
+          <w:cantSplit/>
+        </w:trPr>
+        <w:tc>
+          <w:tcPr>
+            <w:tcMar>
+              <w:top w:w="108" w:type="dxa"/>
+              <w:bottom w:w="108" w:type="dxa"/>
+            </w:tcMar>
+          </w:tcPr>
+          <w:p>
+            <w:pPr>
+              <w:pStyle w:val="BodyText"/>
+            </w:pPr>
+            <w:pPr>
+              <w:spacing w:before="16"/>
+            </w:pPr>
+            <w:r>
+              <w:rPr>
+                <w:b/>
+                <w:bCs/>
+              </w:rPr>
+              <w:t xml:space="preserve">⚠️ Watch out!</w:t>
+            </w:r>
+          </w:p>
+          <w:p>
+            <w:pPr>
+              <w:pStyle w:val="BodyText"/>
+            </w:pPr>
+            <w:pPr>
+              <w:spacing w:after="16"/>
+            </w:pPr>
+            <w:r>
+              <w:t xml:space="preserve">Label every tracing</w:t>
+            </w:r>
+            <w:r>
+              <w:t xml:space="preserve"> </w:t>
+            </w:r>
+            <w:r>
+              <w:rPr>
+                <w:i/>
+                <w:iCs/>
+              </w:rPr>
+              <w:t xml:space="preserve">immediately</w:t>
+            </w:r>
+            <w:r>
+              <w:t xml:space="preserve"> </w:t>
+            </w:r>
+            <w:r>
+              <w:t xml:space="preserve">— a pile of unlabeled leaf outlines is</w:t>
+            </w:r>
+            <w:r>
+              <w:t xml:space="preserve"> </w:t>
+            </w:r>
+            <w:r>
+              <w:t xml:space="preserve">useless data. Write the tree ID and side on the paper before you trace the</w:t>
+            </w:r>
+            <w:r>
+              <w:t xml:space="preserve"> </w:t>
+            </w:r>
+            <w:r>
+              <w:t xml:space="preserve">next leaf.</w:t>
+            </w:r>
+          </w:p>
+          <w:p/>
+        </w:tc>
+      </w:tr>
+    </w:tbl>
+    <w:p>
+      <w:r>
+        <w:pict>
+          <v:rect style="width:0;height:1.5pt" o:hralign="center" o:hrstd="t" o:hr="t"/>
+        </w:pict>
+      </w:r>
+    </w:p>
+    <w:bookmarkEnd w:id="18"/>
+    <w:bookmarkStart w:id="19" w:name="X865f7bed65a34bf62736a46c833354cfd426242"/>
+    <w:p>
+      <w:pPr>
+        <w:pStyle w:val="Heading1"/>
+      </w:pPr>
+      <w:r>
+        <w:t xml:space="preserve">Part 4 · Back in the lab — decide what and how to measure</w:t>
+      </w:r>
+    </w:p>
+    <w:p>
+      <w:pPr>
+        <w:pStyle w:val="FirstParagraph"/>
+      </w:pPr>
+      <w:r>
+        <w:t xml:space="preserve">As a group, decide:</w:t>
+      </w:r>
+    </w:p>
+    <w:p>
+      <w:pPr>
+        <w:pStyle w:val="Compact"/>
+        <w:numPr>
+          <w:ilvl w:val="0"/>
+          <w:numId w:val="1007"/>
+        </w:numPr>
+      </w:pPr>
+      <w:r>
+        <w:t xml:space="preserve">What will you measure on each leaf? (mass, length, width, area from the</w:t>
+      </w:r>
+      <w:r>
+        <w:t xml:space="preserve"> </w:t>
+      </w:r>
+      <w:r>
+        <w:t xml:space="preserve">tracing, …) List them:</w:t>
+      </w:r>
+    </w:p>
+    <w:p>
+      <w:pPr>
+        <w:pStyle w:val="SourceCode"/>
+      </w:pPr>
+      <w:r>
+        <w:rPr>
+          <w:rStyle w:val="VerbatimChar"/>
+        </w:rPr>
+        <w:t xml:space="preserve">_______________________________________________________________________</w:t>
+      </w:r>
+    </w:p>
+    <w:p>
+      <w:pPr>
+        <w:pStyle w:val="Compact"/>
+        <w:numPr>
+          <w:ilvl w:val="0"/>
+          <w:numId w:val="1008"/>
+        </w:numPr>
+      </w:pPr>
+      <w:r>
+        <w:t xml:space="preserve">What tool and units for each? (calipers or a ruler → mm, balance → g, …)</w:t>
+      </w:r>
+    </w:p>
+    <w:p>
+      <w:pPr>
+        <w:pStyle w:val="SourceCode"/>
+      </w:pPr>
+      <w:r>
+        <w:rPr>
+          <w:rStyle w:val="VerbatimChar"/>
+        </w:rPr>
+        <w:t xml:space="preserve">_______________________________________________________________________</w:t>
+      </w:r>
+    </w:p>
+    <w:p>
+      <w:pPr>
+        <w:pStyle w:val="Compact"/>
+        <w:numPr>
+          <w:ilvl w:val="0"/>
+          <w:numId w:val="1009"/>
+        </w:numPr>
+      </w:pPr>
+      <w:r>
+        <w:t xml:space="preserve">What will you do if a leaf is torn, chewed, or otherwise damaged?</w:t>
+      </w:r>
+    </w:p>
+    <w:p>
+      <w:pPr>
+        <w:pStyle w:val="SourceCode"/>
+      </w:pPr>
+      <w:r>
+        <w:rPr>
+          <w:rStyle w:val="VerbatimChar"/>
+        </w:rPr>
+        <w:t xml:space="preserve">_______________________________________________________________________</w:t>
+      </w:r>
+    </w:p>
+    <w:p>
+      <w:pPr>
+        <w:pStyle w:val="FirstParagraph"/>
+      </w:pPr>
+      <w:r>
+        <w:t xml:space="preserve">Now measure your leaves and record the raw numbers here (or directly into</w:t>
+      </w:r>
+      <w:r>
+        <w:t xml:space="preserve"> </w:t>
+      </w:r>
+      <w:r>
+        <w:t xml:space="preserve">your spreadsheet if you are ready):</w:t>
+      </w:r>
+    </w:p>
+    <w:tbl>
+      <w:tblPr>
+        <w:tblStyle w:val="Table"/>
+        <w:tblW w:type="pct" w:w="5000"/>
+        <w:tblLayout w:type="fixed"/>
+        <w:tblLook w:firstRow="1" w:lastRow="0" w:firstColumn="0" w:lastColumn="0" w:noHBand="0" w:noVBand="0" w:val="0020"/>
+      </w:tblPr>
+      <w:tblGrid>
+        <w:gridCol w:w="1320"/>
+        <w:gridCol w:w="1320"/>
+        <w:gridCol w:w="1320"/>
+        <w:gridCol w:w="1320"/>
+        <w:gridCol w:w="1320"/>
+        <w:gridCol w:w="1320"/>
+      </w:tblGrid>
+      <w:tr>
+        <w:trPr>
+          <w:tblHeader w:val="on"/>
+        </w:trPr>
+        <w:tc>
+          <w:tcPr/>
+          <w:p>
+            <w:pPr>
+              <w:pStyle w:val="Compact"/>
+            </w:pPr>
+            <w:r>
+              <w:t xml:space="preserve">Tree ID</w:t>
+            </w:r>
+          </w:p>
+        </w:tc>
+        <w:tc>
+          <w:tcPr/>
+          <w:p>
+            <w:pPr>
+              <w:pStyle w:val="Compact"/>
+            </w:pPr>
+            <w:r>
+              <w:t xml:space="preserve">Side (sunny/shady)</w:t>
+            </w:r>
+          </w:p>
+        </w:tc>
+        <w:tc>
+          <w:tcPr/>
+          <w:p>
+            <w:pPr>
+              <w:pStyle w:val="Compact"/>
+            </w:pPr>
+            <w:r>
+              <w:t xml:space="preserve">Leaf #</w:t>
+            </w:r>
+          </w:p>
+        </w:tc>
+        <w:tc>
+          <w:tcPr/>
+          <w:p>
+            <w:pPr>
+              <w:pStyle w:val="Compact"/>
+            </w:pPr>
+            <w:r>
+              <w:t xml:space="preserve">Measurement 1</w:t>
+            </w:r>
+          </w:p>
+        </w:tc>
+        <w:tc>
+          <w:tcPr/>
+          <w:p>
+            <w:pPr>
+              <w:pStyle w:val="Compact"/>
+            </w:pPr>
+            <w:r>
+              <w:t xml:space="preserve">Measurement 2</w:t>
+            </w:r>
+          </w:p>
+        </w:tc>
+        <w:tc>
+          <w:tcPr/>
+          <w:p>
+            <w:pPr>
+              <w:pStyle w:val="Compact"/>
+            </w:pPr>
+            <w:r>
+              <w:t xml:space="preserve">Measurement 3</w:t>
+            </w:r>
+          </w:p>
+        </w:tc>
+      </w:tr>
+      <w:tr>
+        <w:tc>
+          <w:tcPr/>
+          <w:p>
+            <w:pPr>
+              <w:pStyle w:val="Compact"/>
+            </w:pPr>
+          </w:p>
+        </w:tc>
+        <w:tc>
+          <w:tcPr/>
+          <w:p>
+            <w:pPr>
+              <w:pStyle w:val="Compact"/>
+            </w:pPr>
+          </w:p>
+        </w:tc>
+        <w:tc>
+          <w:tcPr/>
+          <w:p>
+            <w:pPr>
+              <w:pStyle w:val="Compact"/>
+            </w:pPr>
+          </w:p>
+        </w:tc>
+        <w:tc>
+          <w:tcPr/>
+          <w:p>
+            <w:pPr>
+              <w:pStyle w:val="Compact"/>
+            </w:pPr>
+          </w:p>
+        </w:tc>
+        <w:tc>
+          <w:tcPr/>
+          <w:p>
+            <w:pPr>
+              <w:pStyle w:val="Compact"/>
+            </w:pPr>
+          </w:p>
+        </w:tc>
+        <w:tc>
+          <w:tcPr/>
+          <w:p>
+            <w:pPr>
+              <w:pStyle w:val="Compact"/>
+            </w:pPr>
+          </w:p>
+        </w:tc>
+      </w:tr>
+      <w:tr>
+        <w:tc>
+          <w:tcPr/>
+          <w:p>
+            <w:pPr>
+              <w:pStyle w:val="Compact"/>
+            </w:pPr>
+          </w:p>
+        </w:tc>
+        <w:tc>
+          <w:tcPr/>
+          <w:p>
+            <w:pPr>
+              <w:pStyle w:val="Compact"/>
+            </w:pPr>
+          </w:p>
+        </w:tc>
+        <w:tc>
+          <w:tcPr/>
+          <w:p>
+            <w:pPr>
+              <w:pStyle w:val="Compact"/>
+            </w:pPr>
+          </w:p>
+        </w:tc>
+        <w:tc>
+          <w:tcPr/>
+          <w:p>
+            <w:pPr>
+              <w:pStyle w:val="Compact"/>
+            </w:pPr>
+          </w:p>
+        </w:tc>
+        <w:tc>
+          <w:tcPr/>
+          <w:p>
+            <w:pPr>
+              <w:pStyle w:val="Compact"/>
+            </w:pPr>
+          </w:p>
+        </w:tc>
+        <w:tc>
+          <w:tcPr/>
+          <w:p>
+            <w:pPr>
+              <w:pStyle w:val="Compact"/>
+            </w:pPr>
+          </w:p>
+        </w:tc>
+      </w:tr>
+      <w:tr>
+        <w:tc>
+          <w:tcPr/>
+          <w:p>
+            <w:pPr>
+              <w:pStyle w:val="Compact"/>
+            </w:pPr>
+          </w:p>
+        </w:tc>
+        <w:tc>
+          <w:tcPr/>
+          <w:p>
+            <w:pPr>
+              <w:pStyle w:val="Compact"/>
+            </w:pPr>
+          </w:p>
+        </w:tc>
+        <w:tc>
+          <w:tcPr/>
+          <w:p>
+            <w:pPr>
+              <w:pStyle w:val="Compact"/>
+            </w:pPr>
+          </w:p>
+        </w:tc>
+        <w:tc>
+          <w:tcPr/>
+          <w:p>
+            <w:pPr>
+              <w:pStyle w:val="Compact"/>
+            </w:pPr>
+          </w:p>
+        </w:tc>
+        <w:tc>
+          <w:tcPr/>
+          <w:p>
+            <w:pPr>
+              <w:pStyle w:val="Compact"/>
+            </w:pPr>
+          </w:p>
+        </w:tc>
+        <w:tc>
+          <w:tcPr/>
+          <w:p>
+            <w:pPr>
+              <w:pStyle w:val="Compact"/>
+            </w:pPr>
+          </w:p>
+        </w:tc>
+      </w:tr>
+      <w:tr>
+        <w:tc>
+          <w:tcPr/>
+          <w:p>
+            <w:pPr>
+              <w:pStyle w:val="Compact"/>
+            </w:pPr>
+          </w:p>
+        </w:tc>
+        <w:tc>
+          <w:tcPr/>
+          <w:p>
+            <w:pPr>
+              <w:pStyle w:val="Compact"/>
+            </w:pPr>
+          </w:p>
+        </w:tc>
+        <w:tc>
+          <w:tcPr/>
+          <w:p>
+            <w:pPr>
+              <w:pStyle w:val="Compact"/>
+            </w:pPr>
+          </w:p>
+        </w:tc>
+        <w:tc>
+          <w:tcPr/>
+          <w:p>
+            <w:pPr>
+              <w:pStyle w:val="Compact"/>
+            </w:pPr>
+          </w:p>
+        </w:tc>
+        <w:tc>
+          <w:tcPr/>
+          <w:p>
+            <w:pPr>
+              <w:pStyle w:val="Compact"/>
+            </w:pPr>
+          </w:p>
+        </w:tc>
+        <w:tc>
+          <w:tcPr/>
+          <w:p>
+            <w:pPr>
+              <w:pStyle w:val="Compact"/>
+            </w:pPr>
+          </w:p>
+        </w:tc>
+      </w:tr>
+    </w:tbl>
+    <w:p>
+      <w:r>
+        <w:pict>
+          <v:rect style="width:0;height:1.5pt" o:hralign="center" o:hrstd="t" o:hr="t"/>
+        </w:pict>
+      </w:r>
+    </w:p>
+    <w:bookmarkEnd w:id="19"/>
+    <w:bookmarkStart w:id="22" w:name="part-5-build-the-spreadsheet"/>
+    <w:p>
+      <w:pPr>
+        <w:pStyle w:val="Heading1"/>
+      </w:pPr>
+      <w:r>
+        <w:t xml:space="preserve">Part 5 · Build the spreadsheet</w:t>
+      </w:r>
+    </w:p>
+    <w:p>
+      <w:pPr>
+        <w:pStyle w:val="FirstParagraph"/>
+      </w:pPr>
+      <w:r>
+        <w:t xml:space="preserve">Open Excel and set up your data sheet. Decide as a group:</w:t>
+      </w:r>
+    </w:p>
+    <w:p>
+      <w:pPr>
+        <w:pStyle w:val="Compact"/>
+        <w:numPr>
+          <w:ilvl w:val="0"/>
+          <w:numId w:val="1010"/>
+        </w:numPr>
+      </w:pPr>
+      <w:r>
+        <w:rPr>
+          <w:b/>
+          <w:bCs/>
+        </w:rPr>
+        <w:t xml:space="preserve">Column names</w:t>
+      </w:r>
+      <w:r>
+        <w:t xml:space="preserve"> </w:t>
+      </w:r>
+      <w:r>
+        <w:t xml:space="preserve">— no spaces, lowercase, units in the name (e.g.</w:t>
+      </w:r>
+      <w:r>
+        <w:t xml:space="preserve"> </w:t>
+      </w:r>
+      <w:r>
+        <w:rPr>
+          <w:rStyle w:val="VerbatimChar"/>
+        </w:rPr>
+        <w:t xml:space="preserve">leaf_mass_g</w:t>
+      </w:r>
+      <w:r>
+        <w:t xml:space="preserve">, not</w:t>
+      </w:r>
+      <w:r>
+        <w:t xml:space="preserve"> </w:t>
+      </w:r>
+      <w:r>
+        <w:rPr>
+          <w:rStyle w:val="VerbatimChar"/>
+        </w:rPr>
+        <w:t xml:space="preserve">Leaf Mass (g)</w:t>
+      </w:r>
+      <w:r>
+        <w:t xml:space="preserve">). Write your planned column names:</w:t>
+      </w:r>
+    </w:p>
+    <w:p>
+      <w:pPr>
+        <w:pStyle w:val="SourceCode"/>
+      </w:pPr>
+      <w:r>
+        <w:rPr>
+          <w:rStyle w:val="VerbatimChar"/>
+        </w:rPr>
+        <w:t xml:space="preserve">_______________________________________________________________________</w:t>
+      </w:r>
+    </w:p>
+    <w:p>
+      <w:pPr>
+        <w:pStyle w:val="Compact"/>
+        <w:numPr>
+          <w:ilvl w:val="0"/>
+          <w:numId w:val="1011"/>
+        </w:numPr>
+      </w:pPr>
+      <w:r>
+        <w:rPr>
+          <w:b/>
+          <w:bCs/>
+        </w:rPr>
+        <w:t xml:space="preserve">One row per what?</w:t>
+      </w:r>
+      <w:r>
+        <w:t xml:space="preserve"> </w:t>
+      </w:r>
+      <w:r>
+        <w:t xml:space="preserve">(Hint: one row per</w:t>
+      </w:r>
+      <w:r>
+        <w:t xml:space="preserve"> </w:t>
+      </w:r>
+      <w:r>
+        <w:rPr>
+          <w:i/>
+          <w:iCs/>
+        </w:rPr>
+        <w:t xml:space="preserve">observation</w:t>
+      </w:r>
+      <w:r>
+        <w:t xml:space="preserve"> </w:t>
+      </w:r>
+      <w:r>
+        <w:t xml:space="preserve">— one leaf)</w:t>
+      </w:r>
+    </w:p>
+    <w:p>
+      <w:pPr>
+        <w:pStyle w:val="SourceCode"/>
+      </w:pPr>
+      <w:r>
+        <w:rPr>
+          <w:rStyle w:val="VerbatimChar"/>
+        </w:rPr>
+        <w:t xml:space="preserve">_______________________________________________________________________</w:t>
+      </w:r>
+    </w:p>
+    <w:p>
+      <w:pPr>
+        <w:pStyle w:val="Compact"/>
+        <w:numPr>
+          <w:ilvl w:val="0"/>
+          <w:numId w:val="1012"/>
+        </w:numPr>
+      </w:pPr>
+      <w:r>
+        <w:rPr>
+          <w:b/>
+          <w:bCs/>
+        </w:rPr>
+        <w:t xml:space="preserve">Where does the metadata go?</w:t>
+      </w:r>
+      <w:r>
+        <w:t xml:space="preserve"> </w:t>
+      </w:r>
+      <w:r>
+        <w:t xml:space="preserve">Metadata = data</w:t>
+      </w:r>
+      <w:r>
+        <w:t xml:space="preserve"> </w:t>
+      </w:r>
+      <w:r>
+        <w:rPr>
+          <w:i/>
+          <w:iCs/>
+        </w:rPr>
+        <w:t xml:space="preserve">about</w:t>
+      </w:r>
+      <w:r>
+        <w:t xml:space="preserve"> </w:t>
+      </w:r>
+      <w:r>
+        <w:t xml:space="preserve">your data: who</w:t>
+      </w:r>
+      <w:r>
+        <w:t xml:space="preserve"> </w:t>
+      </w:r>
+      <w:r>
+        <w:t xml:space="preserve">collected it, what date, what tree/site, what instrument. Decide where in</w:t>
+      </w:r>
+      <w:r>
+        <w:t xml:space="preserve"> </w:t>
+      </w:r>
+      <w:r>
+        <w:t xml:space="preserve">the workbook this lives (a separate</w:t>
+      </w:r>
+      <w:r>
+        <w:t xml:space="preserve"> </w:t>
+      </w:r>
+      <w:r>
+        <w:rPr>
+          <w:rStyle w:val="VerbatimChar"/>
+        </w:rPr>
+        <w:t xml:space="preserve">metadata</w:t>
+      </w:r>
+      <w:r>
+        <w:t xml:space="preserve"> </w:t>
+      </w:r>
+      <w:r>
+        <w:t xml:space="preserve">tab is common) and what it</w:t>
+      </w:r>
+      <w:r>
+        <w:t xml:space="preserve"> </w:t>
+      </w:r>
+      <w:r>
+        <w:t xml:space="preserve">will record:</w:t>
+      </w:r>
+    </w:p>
+    <w:p>
+      <w:pPr>
+        <w:pStyle w:val="SourceCode"/>
+      </w:pPr>
+      <w:r>
+        <w:rPr>
+          <w:rStyle w:val="VerbatimChar"/>
+        </w:rPr>
+        <w:t xml:space="preserve">_______________________________________________________________________</w:t>
+      </w:r>
+    </w:p>
+    <w:p>
+      <w:pPr>
+        <w:pStyle w:val="FirstParagraph"/>
+      </w:pPr>
+      <w:r>
+        <w:t xml:space="preserve">Enter your measurements into the spreadsheet using your agreed column names.</w:t>
+      </w:r>
+    </w:p>
+    <w:tbl>
+      <w:tblPr>
+        <w:tblStyle w:val="Table"/>
+        <w:tblLook w:firstRow="0" w:lastRow="0" w:firstColumn="0" w:lastColumn="0" w:noHBand="0" w:noVBand="0" w:val="0000"/>
+        <w:tblBorders>
+          <w:top w:val="single" w:sz="4" w:space="0" w:color="00A047"/>
+          <w:left w:val="single" w:sz="24" w:space="0" w:color="00A047"/>
+          <w:bottom w:val="single" w:sz="4" w:space="0" w:color="00A047"/>
+          <w:right w:val="single" w:sz="4" w:space="0" w:color="00A047"/>
+        </w:tblBorders>
+        <w:tblCellMar>
+          <w:left w:w="144" w:type="dxa"/>
+          <w:right w:w="144" w:type="dxa"/>
+        </w:tblCellMar>
+        <w:tblLook w:firstRow="0" w:lastRow="0" w:firstColumn="0" w:lastColumn="0" w:noHBand="0" w:noVBand="0" w:val="0000"/>
+      </w:tblPr>
+      <w:tr>
+        <w:trPr>
+          <w:cantSplit/>
+        </w:trPr>
+        <w:tc>
+          <w:tcPr>
+            <w:shd w:color="auto" w:fill="ccf1e3" w:val="clear"/>
+            <w:tcMar>
+              <w:top w:w="92" w:type="dxa"/>
+              <w:bottom w:w="92" w:type="dxa"/>
+            </w:tcMar>
+          </w:tcPr>
+          <w:p>
+            <w:pPr>
+              <w:pStyle w:val="BodyText"/>
+            </w:pPr>
+            <w:pPr>
+              <w:spacing w:before="0" w:after="0"/>
+              <w:textAlignment w:val="center"/>
+            </w:pPr>
+            <w:r>
+              <w:drawing>
+                <wp:inline>
+                  <wp:extent cx="152400" cy="152400"/>
+                  <wp:effectExtent b="0" l="0" r="0" t="0"/>
+                  <wp:docPr descr="" title="" id="20" name="Picture"/>
+                  <a:graphic>
+                    <a:graphicData uri="http://schemas.openxmlformats.org/drawingml/2006/picture">
+                      <pic:pic>
+                        <pic:nvPicPr>
+                          <pic:cNvPr descr="/Applications/Positron.app/Contents/Resources/app/quarto/share/formats/docx/tip.png" id="21" name="Picture"/>
+                          <pic:cNvPicPr>
+                            <a:picLocks noChangeArrowheads="1" noChangeAspect="1"/>
+                          </pic:cNvPicPr>
+                        </pic:nvPicPr>
+                        <pic:blipFill>
+                          <a:blip r:embed="rId10"/>
+                          <a:stretch>
+                            <a:fillRect/>
+                          </a:stretch>
+                        </pic:blipFill>
+                        <pic:spPr bwMode="auto">
+                          <a:xfrm>
+                            <a:off x="0" y="0"/>
+                            <a:ext cx="152400" cy="152400"/>
+                          </a:xfrm>
+                          <a:prstGeom prst="rect">
+                            <a:avLst/>
+                          </a:prstGeom>
+                          <a:noFill/>
+                          <a:ln w="9525">
+                            <a:noFill/>
+                            <a:headEnd/>
+                            <a:tailEnd/>
+                          </a:ln>
+                        </pic:spPr>
+                      </pic:pic>
+                    </a:graphicData>
+                  </a:graphic>
+                </wp:inline>
+              </w:drawing>
+            </w:r>
+            <w:r>
+              <w:t xml:space="preserve"> </w:t>
+            </w:r>
+            <w:r>
+              <w:t xml:space="preserve"> </w:t>
+            </w:r>
+            <w:r>
+              <w:t xml:space="preserve">Tip</w:t>
+            </w:r>
+          </w:p>
+        </w:tc>
+      </w:tr>
+      <w:tr>
+        <w:trPr>
+          <w:cantSplit/>
+        </w:trPr>
+        <w:tc>
+          <w:tcPr>
+            <w:tcMar>
+              <w:top w:w="108" w:type="dxa"/>
+              <w:bottom w:w="108" w:type="dxa"/>
+            </w:tcMar>
+          </w:tcPr>
+          <w:p>
+            <w:pPr>
+              <w:pStyle w:val="BodyText"/>
+            </w:pPr>
+            <w:pPr>
+              <w:spacing w:before="16"/>
+            </w:pPr>
+            <w:r>
+              <w:rPr>
+                <w:b/>
+                <w:bCs/>
+              </w:rPr>
+              <w:t xml:space="preserve">Best practice</w:t>
+            </w:r>
+          </w:p>
+          <w:p>
+            <w:pPr>
+              <w:pStyle w:val="BodyText"/>
+            </w:pPr>
+            <w:pPr>
+              <w:spacing w:after="16"/>
+            </w:pPr>
+            <w:r>
+              <w:t xml:space="preserve">Keep your</w:t>
+            </w:r>
+            <w:r>
+              <w:t xml:space="preserve"> </w:t>
+            </w:r>
+            <w:r>
+              <w:rPr>
+                <w:b/>
+                <w:bCs/>
+              </w:rPr>
+              <w:t xml:space="preserve">raw</w:t>
+            </w:r>
+            <w:r>
+              <w:t xml:space="preserve"> </w:t>
+            </w:r>
+            <w:r>
+              <w:t xml:space="preserve">entered data untouched in one tab. If you need to fix or</w:t>
+            </w:r>
+            <w:r>
+              <w:t xml:space="preserve"> </w:t>
+            </w:r>
+            <w:r>
+              <w:t xml:space="preserve">recode something, do it in a copy — never overwrite the original numbers you</w:t>
+            </w:r>
+            <w:r>
+              <w:t xml:space="preserve"> </w:t>
+            </w:r>
+            <w:r>
+              <w:t xml:space="preserve">measured.</w:t>
+            </w:r>
+          </w:p>
+          <w:p/>
+        </w:tc>
+      </w:tr>
+    </w:tbl>
+    <w:p>
+      <w:r>
+        <w:pict>
+          <v:rect style="width:0;height:1.5pt" o:hralign="center" o:hrstd="t" o:hr="t"/>
+        </w:pict>
+      </w:r>
+    </w:p>
+    <w:bookmarkEnd w:id="22"/>
+    <w:bookmarkStart w:id="23" w:name="Xdc812808f032e169ca4f2b98885c1d875d2d58f"/>
+    <w:p>
+      <w:pPr>
+        <w:pStyle w:val="Heading1"/>
+      </w:pPr>
+      <w:r>
+        <w:t xml:space="preserve">Part 6 · A first look — make a quick Excel chart</w:t>
+      </w:r>
+    </w:p>
+    <w:p>
+      <w:pPr>
+        <w:pStyle w:val="Compact"/>
+        <w:numPr>
+          <w:ilvl w:val="0"/>
+          <w:numId w:val="1013"/>
+        </w:numPr>
+      </w:pPr>
+      <w:r>
+        <w:t xml:space="preserve">Make a simple chart in Excel comparing sunny vs. shady leaves (any one</w:t>
+      </w:r>
+      <w:r>
+        <w:t xml:space="preserve"> </w:t>
+      </w:r>
+      <w:r>
+        <w:t xml:space="preserve">measurement is fine for now)</w:t>
+      </w:r>
+    </w:p>
+    <w:p>
+      <w:pPr>
+        <w:pStyle w:val="Compact"/>
+        <w:numPr>
+          <w:ilvl w:val="0"/>
+          <w:numId w:val="1013"/>
+        </w:numPr>
+      </w:pPr>
+      <w:r>
+        <w:t xml:space="preserve">What did you put on the X axis? On the Y axis?</w:t>
+      </w:r>
+    </w:p>
+    <w:p>
+      <w:pPr>
+        <w:pStyle w:val="SourceCode"/>
+      </w:pPr>
+      <w:r>
+        <w:rPr>
+          <w:rStyle w:val="VerbatimChar"/>
+        </w:rPr>
+        <w:t xml:space="preserve">_______________________________________________________________________</w:t>
+      </w:r>
+    </w:p>
+    <w:p>
+      <w:pPr>
+        <w:pStyle w:val="Compact"/>
+        <w:numPr>
+          <w:ilvl w:val="0"/>
+          <w:numId w:val="1014"/>
+        </w:numPr>
+      </w:pPr>
+      <w:r>
+        <w:t xml:space="preserve">Based on this rough look, does your data seem to support Hₐ or H₀ so far?</w:t>
+      </w:r>
+    </w:p>
+    <w:p>
+      <w:pPr>
+        <w:pStyle w:val="SourceCode"/>
+      </w:pPr>
+      <w:r>
+        <w:rPr>
+          <w:rStyle w:val="VerbatimChar"/>
+        </w:rPr>
+        <w:t xml:space="preserve">_______________________________________________________________________</w:t>
+      </w:r>
+    </w:p>
+    <w:p>
+      <w:r>
+        <w:pict>
+          <v:rect style="width:0;height:1.5pt" o:hralign="center" o:hrstd="t" o:hr="t"/>
+        </w:pict>
+      </w:r>
+    </w:p>
+    <w:bookmarkEnd w:id="23"/>
+    <w:bookmarkStart w:id="27" w:name="before-you-leave"/>
+    <w:p>
+      <w:pPr>
+        <w:pStyle w:val="Heading1"/>
+      </w:pPr>
+      <w:r>
+        <w:t xml:space="preserve">Before you leave</w:t>
+      </w:r>
+    </w:p>
+    <w:p>
+      <w:pPr>
+        <w:pStyle w:val="Compact"/>
+        <w:numPr>
+          <w:ilvl w:val="0"/>
+          <w:numId w:val="1015"/>
+        </w:numPr>
+      </w:pPr>
+      <w:r>
+        <w:t xml:space="preserve">Every leaf tracing is labeled (tree ID + side)</w:t>
+      </w:r>
+    </w:p>
+    <w:p>
+      <w:pPr>
+        <w:pStyle w:val="Compact"/>
+        <w:numPr>
+          <w:ilvl w:val="0"/>
+          <w:numId w:val="1016"/>
+        </w:numPr>
+      </w:pPr>
+      <w:r>
+        <w:t xml:space="preserve">Spreadsheet has clean column names, units, and a metadata tab</w:t>
+      </w:r>
+    </w:p>
+    <w:p>
+      <w:pPr>
+        <w:pStyle w:val="Compact"/>
+        <w:numPr>
+          <w:ilvl w:val="0"/>
+          <w:numId w:val="1017"/>
+        </w:numPr>
+      </w:pPr>
+      <w:r>
+        <w:t xml:space="preserve">Your group’s hypotheses (Part 1) are written down and agreed on</w:t>
+      </w:r>
+    </w:p>
+    <w:p>
+      <w:pPr>
+        <w:pStyle w:val="Compact"/>
+        <w:numPr>
+          <w:ilvl w:val="0"/>
+          <w:numId w:val="1018"/>
+        </w:numPr>
+      </w:pPr>
+      <w:r>
+        <w:rPr>
+          <w:b/>
+          <w:bCs/>
+        </w:rPr>
+        <w:t xml:space="preserve">Email your spreadsheet to the instructor before the next class</w:t>
+      </w:r>
+    </w:p>
+    <w:tbl>
+      <w:tblPr>
+        <w:tblStyle w:val="Table"/>
+        <w:tblLook w:firstRow="0" w:lastRow="0" w:firstColumn="0" w:lastColumn="0" w:noHBand="0" w:noVBand="0" w:val="0000"/>
+        <w:tblBorders>
+          <w:top w:val="single" w:sz="4" w:space="0" w:color="0758E5"/>
+          <w:left w:val="single" w:sz="24" w:space="0" w:color="0758E5"/>
+          <w:bottom w:val="single" w:sz="4" w:space="0" w:color="0758E5"/>
+          <w:right w:val="single" w:sz="4" w:space="0" w:color="0758E5"/>
+        </w:tblBorders>
+        <w:tblCellMar>
+          <w:left w:w="144" w:type="dxa"/>
+          <w:right w:w="144" w:type="dxa"/>
+        </w:tblCellMar>
+        <w:tblLook w:firstRow="0" w:lastRow="0" w:firstColumn="0" w:lastColumn="0" w:noHBand="0" w:noVBand="0" w:val="0000"/>
+      </w:tblPr>
+      <w:tr>
+        <w:trPr>
+          <w:cantSplit/>
+        </w:trPr>
+        <w:tc>
+          <w:tcPr>
+            <w:shd w:color="auto" w:fill="dae6fb" w:val="clear"/>
+            <w:tcMar>
+              <w:top w:w="92" w:type="dxa"/>
+              <w:bottom w:w="92" w:type="dxa"/>
+            </w:tcMar>
+          </w:tcPr>
+          <w:p>
+            <w:pPr>
+              <w:pStyle w:val="FirstParagraph"/>
+            </w:pPr>
+            <w:pPr>
+              <w:spacing w:before="0" w:after="0"/>
+              <w:textAlignment w:val="center"/>
+            </w:pPr>
+            <w:r>
+              <w:drawing>
+                <wp:inline>
+                  <wp:extent cx="152400" cy="152400"/>
+                  <wp:effectExtent b="0" l="0" r="0" t="0"/>
+                  <wp:docPr descr="" title="" id="25" name="Picture"/>
+                  <a:graphic>
+                    <a:graphicData uri="http://schemas.openxmlformats.org/drawingml/2006/picture">
+                      <pic:pic>
+                        <pic:nvPicPr>
+                          <pic:cNvPr descr="/Applications/Positron.app/Contents/Resources/app/quarto/share/formats/docx/note.png" id="26" name="Picture"/>
+                          <pic:cNvPicPr>
+                            <a:picLocks noChangeArrowheads="1" noChangeAspect="1"/>
+                          </pic:cNvPicPr>
+                        </pic:nvPicPr>
+                        <pic:blipFill>
+                          <a:blip r:embed="rId24"/>
+                          <a:stretch>
+                            <a:fillRect/>
+                          </a:stretch>
+                        </pic:blipFill>
+                        <pic:spPr bwMode="auto">
+                          <a:xfrm>
+                            <a:off x="0" y="0"/>
+                            <a:ext cx="152400" cy="152400"/>
+                          </a:xfrm>
+                          <a:prstGeom prst="rect">
+                            <a:avLst/>
+                          </a:prstGeom>
+                          <a:noFill/>
+                          <a:ln w="9525">
+                            <a:noFill/>
+                            <a:headEnd/>
+                            <a:tailEnd/>
+                          </a:ln>
+                        </pic:spPr>
+                      </pic:pic>
+                    </a:graphicData>
+                  </a:graphic>
+                </wp:inline>
+              </w:drawing>
+            </w:r>
+            <w:r>
+              <w:t xml:space="preserve"> </w:t>
+            </w:r>
+            <w:r>
+              <w:t xml:space="preserve"> </w:t>
+            </w:r>
+            <w:r>
+              <w:t xml:space="preserve">Note</w:t>
+            </w:r>
+          </w:p>
+        </w:tc>
+      </w:tr>
+      <w:tr>
+        <w:trPr>
+          <w:cantSplit/>
+        </w:trPr>
+        <w:tc>
+          <w:tcPr>
+            <w:tcMar>
+              <w:top w:w="108" w:type="dxa"/>
+              <w:bottom w:w="108" w:type="dxa"/>
+            </w:tcMar>
+          </w:tcPr>
+          <w:p>
+            <w:pPr>
+              <w:pStyle w:val="BodyText"/>
+            </w:pPr>
+            <w:pPr>
+              <w:spacing w:before="16"/>
+            </w:pPr>
+            <w:r>
+              <w:rPr>
+                <w:b/>
+                <w:bCs/>
+              </w:rPr>
+              <w:t xml:space="preserve">📚 Suggested reading before Lecture 2</w:t>
+            </w:r>
+          </w:p>
+          <w:p>
+            <w:pPr>
+              <w:pStyle w:val="BodyText"/>
+            </w:pPr>
+            <w:pPr>
+              <w:spacing w:after="16"/>
+            </w:pPr>
+            <w:r>
+              <w:t xml:space="preserve">Whitlock &amp; Schluter, Ch. 1 —</w:t>
+            </w:r>
+            <w:r>
+              <w:t xml:space="preserve"> </w:t>
+            </w:r>
+            <w:r>
+              <w:rPr>
+                <w:i/>
+                <w:iCs/>
+              </w:rPr>
+              <w:t xml:space="preserve">Statistics and Samples</w:t>
+            </w:r>
+            <w:r>
+              <w:t xml:space="preserve">. It covers exactly what</w:t>
+            </w:r>
+            <w:r>
+              <w:t xml:space="preserve"> </w:t>
+            </w:r>
+            <w:r>
+              <w:t xml:space="preserve">we practiced today: turning an observation into a testable question, and why</w:t>
+            </w:r>
+            <w:r>
+              <w:t xml:space="preserve"> </w:t>
+            </w:r>
+            <w:r>
+              <w:t xml:space="preserve">we sample instead of measuring every leaf that exists.</w:t>
+            </w:r>
+          </w:p>
+          <w:p/>
+        </w:tc>
+      </w:tr>
+    </w:tbl>
+    <w:p>
+      <w:pPr>
+        <w:pStyle w:val="BodyText"/>
+      </w:pPr>
+      <w:r>
+        <w:rPr>
+          <w:i/>
+          <w:iCs/>
+        </w:rPr>
+        <w:t xml:space="preserve">Next time: we bring this spreadsheet into R and build our first plot.</w:t>
+      </w:r>
+    </w:p>
+    <w:bookmarkEnd w:id="27"/>
     <w:sectPr>
       <w:pgSz w:h="15840" w:w="12240"/>
       <w:pgMar w:bottom="1440" w:footer="720" w:gutter="0" w:header="720" w:left="1440" w:right="1440" w:top="1440"/>
@@ -434,6 +2278,82 @@
       </w:rPr>
     </w:lvl>
   </w:abstractNum>
+  <w:abstractNum w:abstractNumId="992">
+    <w:nsid w:val="0000A992"/>
+    <w:multiLevelType w:val="multilevel"/>
+    <w:lvl w:ilvl="0">
+      <w:numFmt w:val="bullet"/>
+      <w:lvlText w:val="☐"/>
+      <w:lvlJc w:val="left"/>
+      <w:pPr>
+        <w:ind w:left="720" w:hanging="360"/>
+      </w:pPr>
+    </w:lvl>
+    <w:lvl w:ilvl="1">
+      <w:numFmt w:val="bullet"/>
+      <w:lvlText w:val="☐"/>
+      <w:lvlJc w:val="left"/>
+      <w:pPr>
+        <w:ind w:left="1440" w:hanging="360"/>
+      </w:pPr>
+    </w:lvl>
+    <w:lvl w:ilvl="2">
+      <w:numFmt w:val="bullet"/>
+      <w:lvlText w:val="☐"/>
+      <w:lvlJc w:val="left"/>
+      <w:pPr>
+        <w:ind w:left="2160" w:hanging="360"/>
+      </w:pPr>
+    </w:lvl>
+    <w:lvl w:ilvl="3">
+      <w:numFmt w:val="bullet"/>
+      <w:lvlText w:val="☐"/>
+      <w:lvlJc w:val="left"/>
+      <w:pPr>
+        <w:ind w:left="2880" w:hanging="360"/>
+      </w:pPr>
+    </w:lvl>
+    <w:lvl w:ilvl="4">
+      <w:numFmt w:val="bullet"/>
+      <w:lvlText w:val="☐"/>
+      <w:lvlJc w:val="left"/>
+      <w:pPr>
+        <w:ind w:left="3600" w:hanging="360"/>
+      </w:pPr>
+    </w:lvl>
+    <w:lvl w:ilvl="5">
+      <w:numFmt w:val="bullet"/>
+      <w:lvlText w:val="☐"/>
+      <w:lvlJc w:val="left"/>
+      <w:pPr>
+        <w:ind w:left="4320" w:hanging="360"/>
+      </w:pPr>
+    </w:lvl>
+    <w:lvl w:ilvl="6">
+      <w:numFmt w:val="bullet"/>
+      <w:lvlText w:val="☐"/>
+      <w:lvlJc w:val="left"/>
+      <w:pPr>
+        <w:ind w:left="5040" w:hanging="360"/>
+      </w:pPr>
+    </w:lvl>
+    <w:lvl w:ilvl="7">
+      <w:numFmt w:val="bullet"/>
+      <w:lvlText w:val="☐"/>
+      <w:lvlJc w:val="left"/>
+      <w:pPr>
+        <w:ind w:left="5760" w:hanging="360"/>
+      </w:pPr>
+    </w:lvl>
+    <w:lvl w:ilvl="8">
+      <w:numFmt w:val="bullet"/>
+      <w:lvlText w:val="☐"/>
+      <w:lvlJc w:val="left"/>
+      <w:pPr>
+        <w:ind w:left="6480" w:hanging="360"/>
+      </w:pPr>
+    </w:lvl>
+  </w:abstractNum>
   <w:num w:numId="1000">
     <w:abstractNumId w:val="990"/>
   </w:num>
@@ -445,6 +2365,51 @@
   </w:num>
   <w:num w:numId="1003">
     <w:abstractNumId w:val="991"/>
+  </w:num>
+  <w:num w:numId="1004">
+    <w:abstractNumId w:val="991"/>
+  </w:num>
+  <w:num w:numId="1005">
+    <w:abstractNumId w:val="991"/>
+  </w:num>
+  <w:num w:numId="1006">
+    <w:abstractNumId w:val="991"/>
+  </w:num>
+  <w:num w:numId="1007">
+    <w:abstractNumId w:val="991"/>
+  </w:num>
+  <w:num w:numId="1008">
+    <w:abstractNumId w:val="991"/>
+  </w:num>
+  <w:num w:numId="1009">
+    <w:abstractNumId w:val="991"/>
+  </w:num>
+  <w:num w:numId="1010">
+    <w:abstractNumId w:val="991"/>
+  </w:num>
+  <w:num w:numId="1011">
+    <w:abstractNumId w:val="991"/>
+  </w:num>
+  <w:num w:numId="1012">
+    <w:abstractNumId w:val="991"/>
+  </w:num>
+  <w:num w:numId="1013">
+    <w:abstractNumId w:val="991"/>
+  </w:num>
+  <w:num w:numId="1014">
+    <w:abstractNumId w:val="991"/>
+  </w:num>
+  <w:num w:numId="1015">
+    <w:abstractNumId w:val="992"/>
+  </w:num>
+  <w:num w:numId="1016">
+    <w:abstractNumId w:val="992"/>
+  </w:num>
+  <w:num w:numId="1017">
+    <w:abstractNumId w:val="992"/>
+  </w:num>
+  <w:num w:numId="1018">
+    <w:abstractNumId w:val="992"/>
   </w:num>
 </w:numbering>
 </file>

--- a/docs/content/introduction/introduction_activity.docx
+++ b/docs/content/introduction/introduction_activity.docx
@@ -61,7 +61,7 @@
         <w:t xml:space="preserve"> </w:t>
       </w:r>
       <w:r>
-        <w:t xml:space="preserve">leave lab; you will need these answers again in Lecture 2 and in Homework 1.</w:t>
+        <w:t xml:space="preserve">leave lab; you will need these answers again in Lecture 2 and in the Extension.</w:t>
       </w:r>
     </w:p>
     <w:bookmarkStart w:id="9" w:name="objectives"/>
@@ -2052,18 +2052,1096 @@
       </w:tr>
     </w:tbl>
     <w:p>
-      <w:pPr>
-        <w:pStyle w:val="BodyText"/>
+      <w:r>
+        <w:pict>
+          <v:rect style="width:0;height:1.5pt" o:hralign="center" o:hrstd="t" o:hr="t"/>
+        </w:pict>
+      </w:r>
+    </w:p>
+    <w:bookmarkEnd w:id="27"/>
+    <w:bookmarkStart w:id="33" w:name="extension-out-of-class-3040-min"/>
+    <w:p>
+      <w:pPr>
+        <w:pStyle w:val="Heading1"/>
+      </w:pPr>
+      <w:r>
+        <w:t xml:space="preserve">Extension — out of class (~30–40 min)</w:t>
+      </w:r>
+    </w:p>
+    <w:p>
+      <w:pPr>
+        <w:pStyle w:val="FirstParagraph"/>
       </w:pPr>
       <w:r>
         <w:rPr>
           <w:i/>
           <w:iCs/>
         </w:rPr>
-        <w:t xml:space="preserve">Next time: we bring this spreadsheet into R and build our first plot.</w:t>
-      </w:r>
-    </w:p>
-    <w:bookmarkEnd w:id="27"/>
+        <w:t xml:space="preserve">Your first solo R session. Use the leaf dataset from class</w:t>
+      </w:r>
+      <w:r>
+        <w:rPr>
+          <w:i/>
+          <w:iCs/>
+        </w:rPr>
+        <w:t xml:space="preserve"> </w:t>
+      </w:r>
+      <w:r>
+        <w:rPr>
+          <w:i/>
+          <w:iCs/>
+        </w:rPr>
+        <w:t xml:space="preserve">(</w:t>
+      </w:r>
+      <w:r>
+        <w:rPr>
+          <w:rStyle w:val="VerbatimChar"/>
+          <w:i/>
+          <w:iCs/>
+        </w:rPr>
+        <w:t xml:space="preserve">data/2026_06_25_tree_experiment_raw_data.xlsx</w:t>
+      </w:r>
+      <w:r>
+        <w:rPr>
+          <w:i/>
+          <w:iCs/>
+        </w:rPr>
+        <w:t xml:space="preserve">). Everything you need was in</w:t>
+      </w:r>
+      <w:r>
+        <w:rPr>
+          <w:i/>
+          <w:iCs/>
+        </w:rPr>
+        <w:t xml:space="preserve"> </w:t>
+      </w:r>
+      <w:r>
+        <w:rPr>
+          <w:i/>
+          <w:iCs/>
+        </w:rPr>
+        <w:t xml:space="preserve">Lecture/Worksheet 01–02.</w:t>
+      </w:r>
+    </w:p>
+    <w:tbl>
+      <w:tblPr>
+        <w:tblStyle w:val="Table"/>
+        <w:tblLook w:firstRow="0" w:lastRow="0" w:firstColumn="0" w:lastColumn="0" w:noHBand="0" w:noVBand="0" w:val="0000"/>
+        <w:tblBorders>
+          <w:top w:val="single" w:sz="4" w:space="0" w:color="CC1914"/>
+          <w:left w:val="single" w:sz="24" w:space="0" w:color="CC1914"/>
+          <w:bottom w:val="single" w:sz="4" w:space="0" w:color="CC1914"/>
+          <w:right w:val="single" w:sz="4" w:space="0" w:color="CC1914"/>
+        </w:tblBorders>
+        <w:tblCellMar>
+          <w:left w:w="144" w:type="dxa"/>
+          <w:right w:w="144" w:type="dxa"/>
+        </w:tblCellMar>
+        <w:tblLook w:firstRow="0" w:lastRow="0" w:firstColumn="0" w:lastColumn="0" w:noHBand="0" w:noVBand="0" w:val="0000"/>
+      </w:tblPr>
+      <w:tr>
+        <w:trPr>
+          <w:cantSplit/>
+        </w:trPr>
+        <w:tc>
+          <w:tcPr>
+            <w:shd w:color="auto" w:fill="f7dddc" w:val="clear"/>
+            <w:tcMar>
+              <w:top w:w="92" w:type="dxa"/>
+              <w:bottom w:w="92" w:type="dxa"/>
+            </w:tcMar>
+          </w:tcPr>
+          <w:p>
+            <w:pPr>
+              <w:pStyle w:val="BodyText"/>
+            </w:pPr>
+            <w:pPr>
+              <w:spacing w:before="0" w:after="0"/>
+              <w:textAlignment w:val="center"/>
+            </w:pPr>
+            <w:r>
+              <w:drawing>
+                <wp:inline>
+                  <wp:extent cx="152400" cy="152400"/>
+                  <wp:effectExtent b="0" l="0" r="0" t="0"/>
+                  <wp:docPr descr="" title="" id="28" name="Picture"/>
+                  <a:graphic>
+                    <a:graphicData uri="http://schemas.openxmlformats.org/drawingml/2006/picture">
+                      <pic:pic>
+                        <pic:nvPicPr>
+                          <pic:cNvPr descr="/Applications/Positron.app/Contents/Resources/app/quarto/share/formats/docx/important.png" id="29" name="Picture"/>
+                          <pic:cNvPicPr>
+                            <a:picLocks noChangeArrowheads="1" noChangeAspect="1"/>
+                          </pic:cNvPicPr>
+                        </pic:nvPicPr>
+                        <pic:blipFill>
+                          <a:blip r:embed="rId15"/>
+                          <a:stretch>
+                            <a:fillRect/>
+                          </a:stretch>
+                        </pic:blipFill>
+                        <pic:spPr bwMode="auto">
+                          <a:xfrm>
+                            <a:off x="0" y="0"/>
+                            <a:ext cx="152400" cy="152400"/>
+                          </a:xfrm>
+                          <a:prstGeom prst="rect">
+                            <a:avLst/>
+                          </a:prstGeom>
+                          <a:noFill/>
+                          <a:ln w="9525">
+                            <a:noFill/>
+                            <a:headEnd/>
+                            <a:tailEnd/>
+                          </a:ln>
+                        </pic:spPr>
+                      </pic:pic>
+                    </a:graphicData>
+                  </a:graphic>
+                </wp:inline>
+              </w:drawing>
+            </w:r>
+            <w:r>
+              <w:t xml:space="preserve"> </w:t>
+            </w:r>
+            <w:r>
+              <w:t xml:space="preserve"> </w:t>
+            </w:r>
+            <w:r>
+              <w:t xml:space="preserve">Important</w:t>
+            </w:r>
+          </w:p>
+        </w:tc>
+      </w:tr>
+      <w:tr>
+        <w:trPr>
+          <w:cantSplit/>
+        </w:trPr>
+        <w:tc>
+          <w:tcPr>
+            <w:tcMar>
+              <w:top w:w="108" w:type="dxa"/>
+              <w:bottom w:w="108" w:type="dxa"/>
+            </w:tcMar>
+          </w:tcPr>
+          <w:p>
+            <w:pPr>
+              <w:pStyle w:val="BodyText"/>
+            </w:pPr>
+            <w:pPr>
+              <w:spacing w:before="16" w:after="16"/>
+            </w:pPr>
+            <w:r>
+              <w:rPr>
+                <w:b/>
+                <w:bCs/>
+              </w:rPr>
+              <w:t xml:space="preserve">E2 and E3 must be handwritten</w:t>
+            </w:r>
+            <w:r>
+              <w:t xml:space="preserve"> </w:t>
+            </w:r>
+            <w:r>
+              <w:t xml:space="preserve">on paper, photographed, and embedded</w:t>
+            </w:r>
+            <w:r>
+              <w:t xml:space="preserve"> </w:t>
+            </w:r>
+            <w:r>
+              <w:t xml:space="preserve">(</w:t>
+            </w:r>
+            <w:r>
+              <w:rPr>
+                <w:rStyle w:val="VerbatimChar"/>
+              </w:rPr>
+              <w:t xml:space="preserve">![caption](my_photo.jpg)</w:t>
+            </w:r>
+            <w:r>
+              <w:t xml:space="preserve">). Typed answers get</w:t>
+            </w:r>
+            <w:r>
+              <w:t xml:space="preserve"> </w:t>
+            </w:r>
+            <w:r>
+              <w:rPr>
+                <w:b/>
+                <w:bCs/>
+              </w:rPr>
+              <w:t xml:space="preserve">at most half credit, even if</w:t>
+            </w:r>
+            <w:r>
+              <w:rPr>
+                <w:b/>
+                <w:bCs/>
+              </w:rPr>
+              <w:t xml:space="preserve"> </w:t>
+            </w:r>
+            <w:r>
+              <w:rPr>
+                <w:b/>
+                <w:bCs/>
+              </w:rPr>
+              <w:t xml:space="preserve">correct</w:t>
+            </w:r>
+            <w:r>
+              <w:t xml:space="preserve"> </w:t>
+            </w:r>
+            <w:r>
+              <w:t xml:space="preserve">— this is about your prediction</w:t>
+            </w:r>
+            <w:r>
+              <w:t xml:space="preserve"> </w:t>
+            </w:r>
+            <w:r>
+              <w:rPr>
+                <w:i/>
+                <w:iCs/>
+              </w:rPr>
+              <w:t xml:space="preserve">before</w:t>
+            </w:r>
+            <w:r>
+              <w:t xml:space="preserve"> </w:t>
+            </w:r>
+            <w:r>
+              <w:t xml:space="preserve">the output and your own words</w:t>
+            </w:r>
+            <w:r>
+              <w:t xml:space="preserve"> </w:t>
+            </w:r>
+            <w:r>
+              <w:t xml:space="preserve">after.</w:t>
+            </w:r>
+          </w:p>
+          <w:p/>
+        </w:tc>
+      </w:tr>
+    </w:tbl>
+    <w:bookmarkStart w:id="30" w:name="e1-load-and-plot-3-pts"/>
+    <w:p>
+      <w:pPr>
+        <w:pStyle w:val="Heading2"/>
+      </w:pPr>
+      <w:r>
+        <w:t xml:space="preserve">E1 · Load and plot (3 pts)</w:t>
+      </w:r>
+    </w:p>
+    <w:p>
+      <w:pPr>
+        <w:pStyle w:val="SourceCode"/>
+      </w:pPr>
+      <w:r>
+        <w:rPr>
+          <w:rStyle w:val="FunctionTok"/>
+        </w:rPr>
+        <w:t xml:space="preserve">library</w:t>
+      </w:r>
+      <w:r>
+        <w:rPr>
+          <w:rStyle w:val="NormalTok"/>
+        </w:rPr>
+        <w:t xml:space="preserve">(readxl)</w:t>
+      </w:r>
+      <w:r>
+        <w:br/>
+      </w:r>
+      <w:r>
+        <w:rPr>
+          <w:rStyle w:val="FunctionTok"/>
+        </w:rPr>
+        <w:t xml:space="preserve">library</w:t>
+      </w:r>
+      <w:r>
+        <w:rPr>
+          <w:rStyle w:val="NormalTok"/>
+        </w:rPr>
+        <w:t xml:space="preserve">(tidyverse)</w:t>
+      </w:r>
+      <w:r>
+        <w:br/>
+      </w:r>
+      <w:r>
+        <w:rPr>
+          <w:rStyle w:val="NormalTok"/>
+        </w:rPr>
+        <w:t xml:space="preserve">tree_df </w:t>
+      </w:r>
+      <w:r>
+        <w:rPr>
+          <w:rStyle w:val="OtherTok"/>
+        </w:rPr>
+        <w:t xml:space="preserve">&lt;-</w:t>
+      </w:r>
+      <w:r>
+        <w:rPr>
+          <w:rStyle w:val="NormalTok"/>
+        </w:rPr>
+        <w:t xml:space="preserve"> </w:t>
+      </w:r>
+      <w:r>
+        <w:rPr>
+          <w:rStyle w:val="FunctionTok"/>
+        </w:rPr>
+        <w:t xml:space="preserve">read_excel</w:t>
+      </w:r>
+      <w:r>
+        <w:rPr>
+          <w:rStyle w:val="NormalTok"/>
+        </w:rPr>
+        <w:t xml:space="preserve">(</w:t>
+      </w:r>
+      <w:r>
+        <w:rPr>
+          <w:rStyle w:val="StringTok"/>
+        </w:rPr>
+        <w:t xml:space="preserve">"data/2026_06_25_tree_experiment_raw_data.xlsx"</w:t>
+      </w:r>
+      <w:r>
+        <w:rPr>
+          <w:rStyle w:val="NormalTok"/>
+        </w:rPr>
+        <w:t xml:space="preserve">)</w:t>
+      </w:r>
+      <w:r>
+        <w:br/>
+      </w:r>
+      <w:r>
+        <w:br/>
+      </w:r>
+      <w:r>
+        <w:rPr>
+          <w:rStyle w:val="FunctionTok"/>
+        </w:rPr>
+        <w:t xml:space="preserve">glimpse</w:t>
+      </w:r>
+      <w:r>
+        <w:rPr>
+          <w:rStyle w:val="NormalTok"/>
+        </w:rPr>
+        <w:t xml:space="preserve">(tree_df)</w:t>
+      </w:r>
+      <w:r>
+        <w:br/>
+      </w:r>
+      <w:r>
+        <w:br/>
+      </w:r>
+      <w:r>
+        <w:rPr>
+          <w:rStyle w:val="NormalTok"/>
+        </w:rPr>
+        <w:t xml:space="preserve">tree_df </w:t>
+      </w:r>
+      <w:r>
+        <w:rPr>
+          <w:rStyle w:val="SpecialCharTok"/>
+        </w:rPr>
+        <w:t xml:space="preserve">%&gt;%</w:t>
+      </w:r>
+      <w:r>
+        <w:br/>
+      </w:r>
+      <w:r>
+        <w:rPr>
+          <w:rStyle w:val="NormalTok"/>
+        </w:rPr>
+        <w:t xml:space="preserve">  </w:t>
+      </w:r>
+      <w:r>
+        <w:rPr>
+          <w:rStyle w:val="FunctionTok"/>
+        </w:rPr>
+        <w:t xml:space="preserve">ggplot</w:t>
+      </w:r>
+      <w:r>
+        <w:rPr>
+          <w:rStyle w:val="NormalTok"/>
+        </w:rPr>
+        <w:t xml:space="preserve">(</w:t>
+      </w:r>
+      <w:r>
+        <w:rPr>
+          <w:rStyle w:val="FunctionTok"/>
+        </w:rPr>
+        <w:t xml:space="preserve">aes</w:t>
+      </w:r>
+      <w:r>
+        <w:rPr>
+          <w:rStyle w:val="NormalTok"/>
+        </w:rPr>
+        <w:t xml:space="preserve">(</w:t>
+      </w:r>
+      <w:r>
+        <w:rPr>
+          <w:rStyle w:val="AttributeTok"/>
+        </w:rPr>
+        <w:t xml:space="preserve">x =</w:t>
+      </w:r>
+      <w:r>
+        <w:rPr>
+          <w:rStyle w:val="NormalTok"/>
+        </w:rPr>
+        <w:t xml:space="preserve"> width_cm, </w:t>
+      </w:r>
+      <w:r>
+        <w:rPr>
+          <w:rStyle w:val="AttributeTok"/>
+        </w:rPr>
+        <w:t xml:space="preserve">y =</w:t>
+      </w:r>
+      <w:r>
+        <w:rPr>
+          <w:rStyle w:val="NormalTok"/>
+        </w:rPr>
+        <w:t xml:space="preserve"> weight_g, </w:t>
+      </w:r>
+      <w:r>
+        <w:rPr>
+          <w:rStyle w:val="AttributeTok"/>
+        </w:rPr>
+        <w:t xml:space="preserve">color =</w:t>
+      </w:r>
+      <w:r>
+        <w:rPr>
+          <w:rStyle w:val="NormalTok"/>
+        </w:rPr>
+        <w:t xml:space="preserve"> side)) </w:t>
+      </w:r>
+      <w:r>
+        <w:rPr>
+          <w:rStyle w:val="SpecialCharTok"/>
+        </w:rPr>
+        <w:t xml:space="preserve">+</w:t>
+      </w:r>
+      <w:r>
+        <w:br/>
+      </w:r>
+      <w:r>
+        <w:rPr>
+          <w:rStyle w:val="NormalTok"/>
+        </w:rPr>
+        <w:t xml:space="preserve">  </w:t>
+      </w:r>
+      <w:r>
+        <w:rPr>
+          <w:rStyle w:val="FunctionTok"/>
+        </w:rPr>
+        <w:t xml:space="preserve">geom_point</w:t>
+      </w:r>
+      <w:r>
+        <w:rPr>
+          <w:rStyle w:val="NormalTok"/>
+        </w:rPr>
+        <w:t xml:space="preserve">(</w:t>
+      </w:r>
+      <w:r>
+        <w:rPr>
+          <w:rStyle w:val="AttributeTok"/>
+        </w:rPr>
+        <w:t xml:space="preserve">size =</w:t>
+      </w:r>
+      <w:r>
+        <w:rPr>
+          <w:rStyle w:val="NormalTok"/>
+        </w:rPr>
+        <w:t xml:space="preserve"> </w:t>
+      </w:r>
+      <w:r>
+        <w:rPr>
+          <w:rStyle w:val="DecValTok"/>
+        </w:rPr>
+        <w:t xml:space="preserve">3</w:t>
+      </w:r>
+      <w:r>
+        <w:rPr>
+          <w:rStyle w:val="NormalTok"/>
+        </w:rPr>
+        <w:t xml:space="preserve">, </w:t>
+      </w:r>
+      <w:r>
+        <w:rPr>
+          <w:rStyle w:val="AttributeTok"/>
+        </w:rPr>
+        <w:t xml:space="preserve">alpha =</w:t>
+      </w:r>
+      <w:r>
+        <w:rPr>
+          <w:rStyle w:val="NormalTok"/>
+        </w:rPr>
+        <w:t xml:space="preserve"> </w:t>
+      </w:r>
+      <w:r>
+        <w:rPr>
+          <w:rStyle w:val="FloatTok"/>
+        </w:rPr>
+        <w:t xml:space="preserve">0.7</w:t>
+      </w:r>
+      <w:r>
+        <w:rPr>
+          <w:rStyle w:val="NormalTok"/>
+        </w:rPr>
+        <w:t xml:space="preserve">) </w:t>
+      </w:r>
+      <w:r>
+        <w:rPr>
+          <w:rStyle w:val="SpecialCharTok"/>
+        </w:rPr>
+        <w:t xml:space="preserve">+</w:t>
+      </w:r>
+      <w:r>
+        <w:br/>
+      </w:r>
+      <w:r>
+        <w:rPr>
+          <w:rStyle w:val="NormalTok"/>
+        </w:rPr>
+        <w:t xml:space="preserve">  </w:t>
+      </w:r>
+      <w:r>
+        <w:rPr>
+          <w:rStyle w:val="FunctionTok"/>
+        </w:rPr>
+        <w:t xml:space="preserve">labs</w:t>
+      </w:r>
+      <w:r>
+        <w:rPr>
+          <w:rStyle w:val="NormalTok"/>
+        </w:rPr>
+        <w:t xml:space="preserve">(</w:t>
+      </w:r>
+      <w:r>
+        <w:rPr>
+          <w:rStyle w:val="AttributeTok"/>
+        </w:rPr>
+        <w:t xml:space="preserve">x =</w:t>
+      </w:r>
+      <w:r>
+        <w:rPr>
+          <w:rStyle w:val="NormalTok"/>
+        </w:rPr>
+        <w:t xml:space="preserve"> </w:t>
+      </w:r>
+      <w:r>
+        <w:rPr>
+          <w:rStyle w:val="StringTok"/>
+        </w:rPr>
+        <w:t xml:space="preserve">"Leaf width (cm)"</w:t>
+      </w:r>
+      <w:r>
+        <w:rPr>
+          <w:rStyle w:val="NormalTok"/>
+        </w:rPr>
+        <w:t xml:space="preserve">, </w:t>
+      </w:r>
+      <w:r>
+        <w:rPr>
+          <w:rStyle w:val="AttributeTok"/>
+        </w:rPr>
+        <w:t xml:space="preserve">y =</w:t>
+      </w:r>
+      <w:r>
+        <w:rPr>
+          <w:rStyle w:val="NormalTok"/>
+        </w:rPr>
+        <w:t xml:space="preserve"> </w:t>
+      </w:r>
+      <w:r>
+        <w:rPr>
+          <w:rStyle w:val="StringTok"/>
+        </w:rPr>
+        <w:t xml:space="preserve">"Leaf weight (g)"</w:t>
+      </w:r>
+      <w:r>
+        <w:rPr>
+          <w:rStyle w:val="NormalTok"/>
+        </w:rPr>
+        <w:t xml:space="preserve">, </w:t>
+      </w:r>
+      <w:r>
+        <w:rPr>
+          <w:rStyle w:val="AttributeTok"/>
+        </w:rPr>
+        <w:t xml:space="preserve">color =</w:t>
+      </w:r>
+      <w:r>
+        <w:rPr>
+          <w:rStyle w:val="NormalTok"/>
+        </w:rPr>
+        <w:t xml:space="preserve"> </w:t>
+      </w:r>
+      <w:r>
+        <w:rPr>
+          <w:rStyle w:val="StringTok"/>
+        </w:rPr>
+        <w:t xml:space="preserve">"Side"</w:t>
+      </w:r>
+      <w:r>
+        <w:rPr>
+          <w:rStyle w:val="NormalTok"/>
+        </w:rPr>
+        <w:t xml:space="preserve">) </w:t>
+      </w:r>
+      <w:r>
+        <w:rPr>
+          <w:rStyle w:val="SpecialCharTok"/>
+        </w:rPr>
+        <w:t xml:space="preserve">+</w:t>
+      </w:r>
+      <w:r>
+        <w:br/>
+      </w:r>
+      <w:r>
+        <w:rPr>
+          <w:rStyle w:val="NormalTok"/>
+        </w:rPr>
+        <w:t xml:space="preserve">  </w:t>
+      </w:r>
+      <w:r>
+        <w:rPr>
+          <w:rStyle w:val="FunctionTok"/>
+        </w:rPr>
+        <w:t xml:space="preserve">theme_minimal</w:t>
+      </w:r>
+      <w:r>
+        <w:rPr>
+          <w:rStyle w:val="NormalTok"/>
+        </w:rPr>
+        <w:t xml:space="preserve">()</w:t>
+      </w:r>
+    </w:p>
+    <w:p>
+      <w:pPr>
+        <w:pStyle w:val="FirstParagraph"/>
+      </w:pPr>
+      <w:r>
+        <w:t xml:space="preserve">Save the plot to</w:t>
+      </w:r>
+      <w:r>
+        <w:t xml:space="preserve"> </w:t>
+      </w:r>
+      <w:r>
+        <w:rPr>
+          <w:rStyle w:val="VerbatimChar"/>
+        </w:rPr>
+        <w:t xml:space="preserve">figures/</w:t>
+      </w:r>
+      <w:r>
+        <w:t xml:space="preserve"> </w:t>
+      </w:r>
+      <w:r>
+        <w:t xml:space="preserve">at</w:t>
+      </w:r>
+      <w:r>
+        <w:t xml:space="preserve"> </w:t>
+      </w:r>
+      <w:r>
+        <w:rPr>
+          <w:rStyle w:val="VerbatimChar"/>
+        </w:rPr>
+        <w:t xml:space="preserve">dpi = 300</w:t>
+      </w:r>
+      <w:r>
+        <w:t xml:space="preserve">. In one sentence each: do heavier</w:t>
+      </w:r>
+      <w:r>
+        <w:t xml:space="preserve"> </w:t>
+      </w:r>
+      <w:r>
+        <w:t xml:space="preserve">leaves also tend to be wider? Which side looks heavier, just from the plot?</w:t>
+      </w:r>
+    </w:p>
+    <w:bookmarkEnd w:id="30"/>
+    <w:bookmarkStart w:id="31" w:name="e2-predict-then-check-by-hand-3-pts"/>
+    <w:p>
+      <w:pPr>
+        <w:pStyle w:val="Heading2"/>
+      </w:pPr>
+      <w:r>
+        <w:t xml:space="preserve">E2 · Predict, then check — ✍️ by hand (3 pts)</w:t>
+      </w:r>
+    </w:p>
+    <w:p>
+      <w:pPr>
+        <w:pStyle w:val="FirstParagraph"/>
+      </w:pPr>
+      <w:r>
+        <w:rPr>
+          <w:b/>
+          <w:bCs/>
+        </w:rPr>
+        <w:t xml:space="preserve">Your ID code:</w:t>
+      </w:r>
+      <w:r>
+        <w:t xml:space="preserve"> </w:t>
+      </w:r>
+      <w:r>
+        <w:t xml:space="preserve">last two digits of your student ID.</w:t>
+      </w:r>
+    </w:p>
+    <w:p>
+      <w:pPr>
+        <w:pStyle w:val="Compact"/>
+        <w:numPr>
+          <w:ilvl w:val="0"/>
+          <w:numId w:val="1019"/>
+        </w:numPr>
+      </w:pPr>
+      <w:r>
+        <w:t xml:space="preserve">From memory of your E1 scatter, sketch by hand what a</w:t>
+      </w:r>
+      <w:r>
+        <w:t xml:space="preserve"> </w:t>
+      </w:r>
+      <w:r>
+        <w:rPr>
+          <w:b/>
+          <w:bCs/>
+        </w:rPr>
+        <w:t xml:space="preserve">boxplot</w:t>
+      </w:r>
+      <w:r>
+        <w:t xml:space="preserve"> </w:t>
+      </w:r>
+      <w:r>
+        <w:t xml:space="preserve">of</w:t>
+      </w:r>
+      <w:r>
+        <w:t xml:space="preserve"> </w:t>
+      </w:r>
+      <w:r>
+        <w:rPr>
+          <w:rStyle w:val="VerbatimChar"/>
+        </w:rPr>
+        <w:t xml:space="preserve">weight_g</w:t>
+      </w:r>
+      <w:r>
+        <w:t xml:space="preserve"> </w:t>
+      </w:r>
+      <w:r>
+        <w:t xml:space="preserve">by</w:t>
+      </w:r>
+      <w:r>
+        <w:t xml:space="preserve"> </w:t>
+      </w:r>
+      <w:r>
+        <w:rPr>
+          <w:rStyle w:val="VerbatimChar"/>
+        </w:rPr>
+        <w:t xml:space="preserve">side</w:t>
+      </w:r>
+      <w:r>
+        <w:t xml:space="preserve"> </w:t>
+      </w:r>
+      <w:r>
+        <w:t xml:space="preserve">will look like — two rough boxes, where the middles and</w:t>
+      </w:r>
+      <w:r>
+        <w:t xml:space="preserve"> </w:t>
+      </w:r>
+      <w:r>
+        <w:t xml:space="preserve">spreads fall.</w:t>
+      </w:r>
+      <w:r>
+        <w:t xml:space="preserve"> </w:t>
+      </w:r>
+      <w:r>
+        <w:rPr>
+          <w:i/>
+          <w:iCs/>
+        </w:rPr>
+        <w:t xml:space="preserve">No peeking.</w:t>
+      </w:r>
+    </w:p>
+    <w:p>
+      <w:pPr>
+        <w:pStyle w:val="Compact"/>
+        <w:numPr>
+          <w:ilvl w:val="0"/>
+          <w:numId w:val="1019"/>
+        </w:numPr>
+      </w:pPr>
+      <w:r>
+        <w:t xml:space="preserve">Now run it (new code — work it out from your</w:t>
+      </w:r>
+      <w:r>
+        <w:t xml:space="preserve"> </w:t>
+      </w:r>
+      <w:r>
+        <w:rPr>
+          <w:rStyle w:val="VerbatimChar"/>
+        </w:rPr>
+        <w:t xml:space="preserve">geom_point()</w:t>
+      </w:r>
+      <w:r>
+        <w:t xml:space="preserve"> </w:t>
+      </w:r>
+      <w:r>
+        <w:t xml:space="preserve">code):</w:t>
+      </w:r>
+      <w:r>
+        <w:t xml:space="preserve"> </w:t>
+      </w:r>
+      <w:r>
+        <w:rPr>
+          <w:rStyle w:val="VerbatimChar"/>
+        </w:rPr>
+        <w:t xml:space="preserve">tree_df %&gt;% ggplot(aes(x = side, y = weight_g)) + geom_boxplot()</w:t>
+      </w:r>
+    </w:p>
+    <w:p>
+      <w:pPr>
+        <w:pStyle w:val="Compact"/>
+        <w:numPr>
+          <w:ilvl w:val="0"/>
+          <w:numId w:val="1019"/>
+        </w:numPr>
+      </w:pPr>
+      <w:r>
+        <w:t xml:space="preserve">By hand, compare sketch to reality: right about which side is higher? more</w:t>
+      </w:r>
+      <w:r>
+        <w:t xml:space="preserve"> </w:t>
+      </w:r>
+      <w:r>
+        <w:t xml:space="preserve">spread? What surprised you?</w:t>
+      </w:r>
+    </w:p>
+    <w:p>
+      <w:pPr>
+        <w:pStyle w:val="Compact"/>
+        <w:numPr>
+          <w:ilvl w:val="0"/>
+          <w:numId w:val="1019"/>
+        </w:numPr>
+      </w:pPr>
+      <w:r>
+        <w:t xml:space="preserve">Run</w:t>
+      </w:r>
+      <w:r>
+        <w:t xml:space="preserve"> </w:t>
+      </w:r>
+      <w:r>
+        <w:rPr>
+          <w:rStyle w:val="VerbatimChar"/>
+        </w:rPr>
+        <w:t xml:space="preserve">tree_df %&gt;% filter(index == &lt;your ID code&gt;)</w:t>
+      </w:r>
+      <w:r>
+        <w:t xml:space="preserve"> </w:t>
+      </w:r>
+      <w:r>
+        <w:t xml:space="preserve">(if it exceeds the row</w:t>
+      </w:r>
+      <w:r>
+        <w:t xml:space="preserve"> </w:t>
+      </w:r>
+      <w:r>
+        <w:t xml:space="preserve">count, use</w:t>
+      </w:r>
+      <w:r>
+        <w:t xml:space="preserve"> </w:t>
+      </w:r>
+      <w:r>
+        <w:rPr>
+          <w:rStyle w:val="VerbatimChar"/>
+        </w:rPr>
+        <w:t xml:space="preserve">index == &lt;ID code&gt; %% nrow(tree_df)</w:t>
+      </w:r>
+      <w:r>
+        <w:t xml:space="preserve">). By hand, write that one</w:t>
+      </w:r>
+      <w:r>
+        <w:t xml:space="preserve"> </w:t>
+      </w:r>
+      <w:r>
+        <w:t xml:space="preserve">leaf’s</w:t>
+      </w:r>
+      <w:r>
+        <w:t xml:space="preserve"> </w:t>
+      </w:r>
+      <w:r>
+        <w:rPr>
+          <w:rStyle w:val="VerbatimChar"/>
+        </w:rPr>
+        <w:t xml:space="preserve">side</w:t>
+      </w:r>
+      <w:r>
+        <w:t xml:space="preserve">,</w:t>
+      </w:r>
+      <w:r>
+        <w:t xml:space="preserve"> </w:t>
+      </w:r>
+      <w:r>
+        <w:rPr>
+          <w:rStyle w:val="VerbatimChar"/>
+        </w:rPr>
+        <w:t xml:space="preserve">weight_g</w:t>
+      </w:r>
+      <w:r>
+        <w:t xml:space="preserve">,</w:t>
+      </w:r>
+      <w:r>
+        <w:t xml:space="preserve"> </w:t>
+      </w:r>
+      <w:r>
+        <w:rPr>
+          <w:rStyle w:val="VerbatimChar"/>
+        </w:rPr>
+        <w:t xml:space="preserve">width_cm</w:t>
+      </w:r>
+      <w:r>
+        <w:t xml:space="preserve">,</w:t>
+      </w:r>
+      <w:r>
+        <w:t xml:space="preserve"> </w:t>
+      </w:r>
+      <w:r>
+        <w:rPr>
+          <w:rStyle w:val="VerbatimChar"/>
+        </w:rPr>
+        <w:t xml:space="preserve">height_cm</w:t>
+      </w:r>
+      <w:r>
+        <w:t xml:space="preserve"> </w:t>
+      </w:r>
+      <w:r>
+        <w:t xml:space="preserve">—</w:t>
+      </w:r>
+      <w:r>
+        <w:t xml:space="preserve"> </w:t>
+      </w:r>
+      <w:r>
+        <w:rPr>
+          <w:i/>
+          <w:iCs/>
+        </w:rPr>
+        <w:t xml:space="preserve">your</w:t>
+      </w:r>
+      <w:r>
+        <w:t xml:space="preserve"> </w:t>
+      </w:r>
+      <w:r>
+        <w:t xml:space="preserve">leaf.</w:t>
+      </w:r>
+    </w:p>
+    <w:bookmarkEnd w:id="31"/>
+    <w:bookmarkStart w:id="32" w:name="X32857d60ac2f16f73a9de6696a86f144ea76c01"/>
+    <w:p>
+      <w:pPr>
+        <w:pStyle w:val="Heading2"/>
+      </w:pPr>
+      <w:r>
+        <w:t xml:space="preserve">E3 · Connect it to the science — ✍️ by hand (2 pts)</w:t>
+      </w:r>
+    </w:p>
+    <w:p>
+      <w:pPr>
+        <w:pStyle w:val="FirstParagraph"/>
+      </w:pPr>
+      <w:r>
+        <w:t xml:space="preserve">In plain language, as if to a friend who’s never taken a science class:</w:t>
+      </w:r>
+    </w:p>
+    <w:p>
+      <w:pPr>
+        <w:pStyle w:val="Compact"/>
+        <w:numPr>
+          <w:ilvl w:val="0"/>
+          <w:numId w:val="1020"/>
+        </w:numPr>
+      </w:pPr>
+      <w:r>
+        <w:t xml:space="preserve">Using</w:t>
+      </w:r>
+      <w:r>
+        <w:t xml:space="preserve"> </w:t>
+      </w:r>
+      <w:r>
+        <w:rPr>
+          <w:i/>
+          <w:iCs/>
+        </w:rPr>
+        <w:t xml:space="preserve">your</w:t>
+      </w:r>
+      <w:r>
+        <w:t xml:space="preserve"> </w:t>
+      </w:r>
+      <w:r>
+        <w:t xml:space="preserve">leaf from E2, is it typical for its side or unusual? Why?</w:t>
+      </w:r>
+    </w:p>
+    <w:p>
+      <w:pPr>
+        <w:pStyle w:val="Compact"/>
+        <w:numPr>
+          <w:ilvl w:val="0"/>
+          <w:numId w:val="1020"/>
+        </w:numPr>
+      </w:pPr>
+      <w:r>
+        <w:t xml:space="preserve">Why measure</w:t>
+      </w:r>
+      <w:r>
+        <w:t xml:space="preserve"> </w:t>
+      </w:r>
+      <w:r>
+        <w:rPr>
+          <w:i/>
+          <w:iCs/>
+        </w:rPr>
+        <w:t xml:space="preserve">many</w:t>
+      </w:r>
+      <w:r>
+        <w:t xml:space="preserve"> </w:t>
+      </w:r>
+      <w:r>
+        <w:t xml:space="preserve">leaves per side instead of one? Use an analogy to</w:t>
+      </w:r>
+      <w:r>
+        <w:t xml:space="preserve"> </w:t>
+      </w:r>
+      <w:r>
+        <w:t xml:space="preserve">something outside science.</w:t>
+      </w:r>
+    </w:p>
+    <w:p>
+      <w:pPr>
+        <w:pStyle w:val="Compact"/>
+        <w:numPr>
+          <w:ilvl w:val="0"/>
+          <w:numId w:val="1020"/>
+        </w:numPr>
+      </w:pPr>
+      <w:r>
+        <w:t xml:space="preserve">Why might shady leaves need to be larger to survive? (What does a leaf do,</w:t>
+      </w:r>
+      <w:r>
+        <w:t xml:space="preserve"> </w:t>
+      </w:r>
+      <w:r>
+        <w:t xml:space="preserve">and what does it have less of on the shady side?)</w:t>
+      </w:r>
+    </w:p>
+    <w:p>
+      <w:r>
+        <w:pict>
+          <v:rect style="width:0;height:1.5pt" o:hralign="center" o:hrstd="t" o:hr="t"/>
+        </w:pict>
+      </w:r>
+    </w:p>
+    <w:p>
+      <w:pPr>
+        <w:pStyle w:val="FirstParagraph"/>
+      </w:pPr>
+      <w:r>
+        <w:rPr>
+          <w:i/>
+          <w:iCs/>
+        </w:rPr>
+        <w:t xml:space="preserve">Next time: we bring this spreadsheet into R and build our first plot as a class.</w:t>
+      </w:r>
+    </w:p>
+    <w:bookmarkEnd w:id="32"/>
+    <w:bookmarkEnd w:id="33"/>
     <w:sectPr>
       <w:pgSz w:h="15840" w:w="12240"/>
       <w:pgMar w:bottom="1440" w:footer="720" w:gutter="0" w:header="720" w:left="1440" w:right="1440" w:top="1440"/>
@@ -2348,6 +3426,91 @@
     <w:lvl w:ilvl="8">
       <w:numFmt w:val="bullet"/>
       <w:lvlText w:val="☐"/>
+      <w:lvlJc w:val="left"/>
+      <w:pPr>
+        <w:ind w:left="6480" w:hanging="360"/>
+      </w:pPr>
+    </w:lvl>
+  </w:abstractNum>
+  <w:abstractNum w:abstractNumId="99411">
+    <w:nsid w:val="00A99411"/>
+    <w:multiLevelType w:val="multilevel"/>
+    <w:lvl w:ilvl="0">
+      <w:start w:val="1"/>
+      <w:numFmt w:val="decimal"/>
+      <w:lvlText w:val="%1."/>
+      <w:lvlJc w:val="left"/>
+      <w:pPr>
+        <w:ind w:left="720" w:hanging="360"/>
+      </w:pPr>
+    </w:lvl>
+    <w:lvl w:ilvl="1">
+      <w:start w:val="1"/>
+      <w:numFmt w:val="decimal"/>
+      <w:lvlText w:val="%2."/>
+      <w:lvlJc w:val="left"/>
+      <w:pPr>
+        <w:ind w:left="1440" w:hanging="360"/>
+      </w:pPr>
+    </w:lvl>
+    <w:lvl w:ilvl="2">
+      <w:start w:val="1"/>
+      <w:numFmt w:val="decimal"/>
+      <w:lvlText w:val="%3."/>
+      <w:lvlJc w:val="left"/>
+      <w:pPr>
+        <w:ind w:left="2160" w:hanging="360"/>
+      </w:pPr>
+    </w:lvl>
+    <w:lvl w:ilvl="3">
+      <w:start w:val="1"/>
+      <w:numFmt w:val="decimal"/>
+      <w:lvlText w:val="%4."/>
+      <w:lvlJc w:val="left"/>
+      <w:pPr>
+        <w:ind w:left="2880" w:hanging="360"/>
+      </w:pPr>
+    </w:lvl>
+    <w:lvl w:ilvl="4">
+      <w:start w:val="1"/>
+      <w:numFmt w:val="decimal"/>
+      <w:lvlText w:val="%5."/>
+      <w:lvlJc w:val="left"/>
+      <w:pPr>
+        <w:ind w:left="3600" w:hanging="360"/>
+      </w:pPr>
+    </w:lvl>
+    <w:lvl w:ilvl="5">
+      <w:start w:val="1"/>
+      <w:numFmt w:val="decimal"/>
+      <w:lvlText w:val="%6."/>
+      <w:lvlJc w:val="left"/>
+      <w:pPr>
+        <w:ind w:left="4320" w:hanging="360"/>
+      </w:pPr>
+    </w:lvl>
+    <w:lvl w:ilvl="6">
+      <w:start w:val="1"/>
+      <w:numFmt w:val="decimal"/>
+      <w:lvlText w:val="%7."/>
+      <w:lvlJc w:val="left"/>
+      <w:pPr>
+        <w:ind w:left="5040" w:hanging="360"/>
+      </w:pPr>
+    </w:lvl>
+    <w:lvl w:ilvl="7">
+      <w:start w:val="1"/>
+      <w:numFmt w:val="decimal"/>
+      <w:lvlText w:val="%8."/>
+      <w:lvlJc w:val="left"/>
+      <w:pPr>
+        <w:ind w:left="5760" w:hanging="360"/>
+      </w:pPr>
+    </w:lvl>
+    <w:lvl w:ilvl="8">
+      <w:start w:val="1"/>
+      <w:numFmt w:val="decimal"/>
+      <w:lvlText w:val="%9."/>
       <w:lvlJc w:val="left"/>
       <w:pPr>
         <w:ind w:left="6480" w:hanging="360"/>
@@ -2410,6 +3573,66 @@
   </w:num>
   <w:num w:numId="1018">
     <w:abstractNumId w:val="992"/>
+  </w:num>
+  <w:num w:numId="1019">
+    <w:abstractNumId w:val="99411"/>
+    <w:lvlOverride w:ilvl="0">
+      <w:startOverride w:val="1"/>
+    </w:lvlOverride>
+    <w:lvlOverride w:ilvl="1">
+      <w:startOverride w:val="1"/>
+    </w:lvlOverride>
+    <w:lvlOverride w:ilvl="2">
+      <w:startOverride w:val="1"/>
+    </w:lvlOverride>
+    <w:lvlOverride w:ilvl="3">
+      <w:startOverride w:val="1"/>
+    </w:lvlOverride>
+    <w:lvlOverride w:ilvl="4">
+      <w:startOverride w:val="1"/>
+    </w:lvlOverride>
+    <w:lvlOverride w:ilvl="5">
+      <w:startOverride w:val="1"/>
+    </w:lvlOverride>
+    <w:lvlOverride w:ilvl="6">
+      <w:startOverride w:val="1"/>
+    </w:lvlOverride>
+    <w:lvlOverride w:ilvl="7">
+      <w:startOverride w:val="1"/>
+    </w:lvlOverride>
+    <w:lvlOverride w:ilvl="8">
+      <w:startOverride w:val="1"/>
+    </w:lvlOverride>
+  </w:num>
+  <w:num w:numId="1020">
+    <w:abstractNumId w:val="99411"/>
+    <w:lvlOverride w:ilvl="0">
+      <w:startOverride w:val="1"/>
+    </w:lvlOverride>
+    <w:lvlOverride w:ilvl="1">
+      <w:startOverride w:val="1"/>
+    </w:lvlOverride>
+    <w:lvlOverride w:ilvl="2">
+      <w:startOverride w:val="1"/>
+    </w:lvlOverride>
+    <w:lvlOverride w:ilvl="3">
+      <w:startOverride w:val="1"/>
+    </w:lvlOverride>
+    <w:lvlOverride w:ilvl="4">
+      <w:startOverride w:val="1"/>
+    </w:lvlOverride>
+    <w:lvlOverride w:ilvl="5">
+      <w:startOverride w:val="1"/>
+    </w:lvlOverride>
+    <w:lvlOverride w:ilvl="6">
+      <w:startOverride w:val="1"/>
+    </w:lvlOverride>
+    <w:lvlOverride w:ilvl="7">
+      <w:startOverride w:val="1"/>
+    </w:lvlOverride>
+    <w:lvlOverride w:ilvl="8">
+      <w:startOverride w:val="1"/>
+    </w:lvlOverride>
   </w:num>
 </w:numbering>
 </file>

--- a/docs/content/introduction/introduction_activity.docx
+++ b/docs/content/introduction/introduction_activity.docx
@@ -31,7 +31,7 @@
         <w:pStyle w:val="Date"/>
       </w:pPr>
       <w:r>
-        <w:t xml:space="preserve">2026-08-27</w:t>
+        <w:t xml:space="preserve">2026-09-01</w:t>
       </w:r>
     </w:p>
     <w:p>

--- a/docs/content/introduction/introduction_activity.docx
+++ b/docs/content/introduction/introduction_activity.docx
@@ -31,7 +31,7 @@
         <w:pStyle w:val="Date"/>
       </w:pPr>
       <w:r>
-        <w:t xml:space="preserve">2026-09-01</w:t>
+        <w:t xml:space="preserve">2026-09-03</w:t>
       </w:r>
     </w:p>
     <w:p>

--- a/docs/content/introduction/introduction_activity.docx
+++ b/docs/content/introduction/introduction_activity.docx
@@ -4387,8 +4387,8 @@
       <w:rFonts w:asciiTheme="majorHAnsi" w:cstheme="majorBidi" w:eastAsiaTheme="majorEastAsia" w:hAnsiTheme="majorHAnsi"/>
       <w:spacing w:val="-10"/>
       <w:kern w:val="28"/>
-      <w:sz w:val="56"/>
-      <w:szCs w:val="56"/>
+      <w:sz w:val="40"/>
+      <w:szCs w:val="40"/>
     </w:rPr>
   </w:style>
   <w:style w:customStyle="1" w:styleId="TitleChar" w:type="character">
@@ -4401,8 +4401,8 @@
       <w:rFonts w:asciiTheme="majorHAnsi" w:cstheme="majorBidi" w:eastAsiaTheme="majorEastAsia" w:hAnsiTheme="majorHAnsi"/>
       <w:spacing w:val="-10"/>
       <w:kern w:val="28"/>
-      <w:sz w:val="56"/>
-      <w:szCs w:val="56"/>
+      <w:sz w:val="40"/>
+      <w:szCs w:val="40"/>
     </w:rPr>
   </w:style>
   <w:style w:styleId="Subtitle" w:type="paragraph">

--- a/docs/content/introduction/introduction_activity.docx
+++ b/docs/content/introduction/introduction_activity.docx
@@ -31,7 +31,7 @@
         <w:pStyle w:val="Date"/>
       </w:pPr>
       <w:r>
-        <w:t xml:space="preserve">2026-09-03</w:t>
+        <w:t xml:space="preserve">2026-09-04</w:t>
       </w:r>
     </w:p>
     <w:p>
